--- a/portada memoria TFG 2020.docx
+++ b/portada memoria TFG 2020.docx
@@ -1,6 +1,6 @@
 
 <file path=word/document.xml><?xml version="1.0" encoding="utf-8"?>
-<w:document xmlns:wpc="http://schemas.microsoft.com/office/word/2010/wordprocessingCanvas" xmlns:cx="http://schemas.microsoft.com/office/drawing/2014/chartex" xmlns:cx1="http://schemas.microsoft.com/office/drawing/2015/9/8/chartex" xmlns:cx2="http://schemas.microsoft.com/office/drawing/2015/10/21/chartex" xmlns:cx3="http://schemas.microsoft.com/office/drawing/2016/5/9/chartex" xmlns:cx4="http://schemas.microsoft.com/office/drawing/2016/5/10/chartex" xmlns:cx5="http://schemas.microsoft.com/office/drawing/2016/5/11/chartex" xmlns:cx6="http://schemas.microsoft.com/office/drawing/2016/5/12/chartex" xmlns:cx7="http://schemas.microsoft.com/office/drawing/2016/5/13/chartex" xmlns:cx8="http://schemas.microsoft.com/office/drawing/2016/5/14/chartex" xmlns:mc="http://schemas.openxmlformats.org/markup-compatibility/2006" xmlns:aink="http://schemas.microsoft.com/office/drawing/2016/ink" xmlns:am3d="http://schemas.microsoft.com/office/drawing/2017/model3d" xmlns:o="urn:schemas-microsoft-com:office:office" xmlns:r="http://schemas.openxmlformats.org/officeDocument/2006/relationships" xmlns:m="http://schemas.openxmlformats.org/officeDocument/2006/math" xmlns:v="urn:schemas-microsoft-com:vml" xmlns:wp14="http://schemas.microsoft.com/office/word/2010/wordprocessingDrawing" xmlns:wp="http://schemas.openxmlformats.org/drawingml/2006/wordprocessingDrawing" xmlns:w10="urn:schemas-microsoft-com:office:word" xmlns:w="http://schemas.openxmlformats.org/wordprocessingml/2006/main" xmlns:w14="http://schemas.microsoft.com/office/word/2010/wordml" xmlns:w15="http://schemas.microsoft.com/office/word/2012/wordml" xmlns:w16cid="http://schemas.microsoft.com/office/word/2016/wordml/cid" xmlns:w16se="http://schemas.microsoft.com/office/word/2015/wordml/symex" xmlns:wpg="http://schemas.microsoft.com/office/word/2010/wordprocessingGroup" xmlns:wpi="http://schemas.microsoft.com/office/word/2010/wordprocessingInk" xmlns:wne="http://schemas.microsoft.com/office/word/2006/wordml" xmlns:wps="http://schemas.microsoft.com/office/word/2010/wordprocessingShape" mc:Ignorable="w14 w15 w16se w16cid wp14">
+<w:document xmlns:wpc="http://schemas.microsoft.com/office/word/2010/wordprocessingCanvas" xmlns:cx="http://schemas.microsoft.com/office/drawing/2014/chartex" xmlns:cx1="http://schemas.microsoft.com/office/drawing/2015/9/8/chartex" xmlns:cx2="http://schemas.microsoft.com/office/drawing/2015/10/21/chartex" xmlns:cx3="http://schemas.microsoft.com/office/drawing/2016/5/9/chartex" xmlns:cx4="http://schemas.microsoft.com/office/drawing/2016/5/10/chartex" xmlns:cx5="http://schemas.microsoft.com/office/drawing/2016/5/11/chartex" xmlns:cx6="http://schemas.microsoft.com/office/drawing/2016/5/12/chartex" xmlns:cx7="http://schemas.microsoft.com/office/drawing/2016/5/13/chartex" xmlns:cx8="http://schemas.microsoft.com/office/drawing/2016/5/14/chartex" xmlns:mc="http://schemas.openxmlformats.org/markup-compatibility/2006" xmlns:aink="http://schemas.microsoft.com/office/drawing/2016/ink" xmlns:am3d="http://schemas.microsoft.com/office/drawing/2017/model3d" xmlns:o="urn:schemas-microsoft-com:office:office" xmlns:oel="http://schemas.microsoft.com/office/2019/extlst" xmlns:r="http://schemas.openxmlformats.org/officeDocument/2006/relationships" xmlns:m="http://schemas.openxmlformats.org/officeDocument/2006/math" xmlns:v="urn:schemas-microsoft-com:vml" xmlns:wp14="http://schemas.microsoft.com/office/word/2010/wordprocessingDrawing" xmlns:wp="http://schemas.openxmlformats.org/drawingml/2006/wordprocessingDrawing" xmlns:w10="urn:schemas-microsoft-com:office:word" xmlns:w="http://schemas.openxmlformats.org/wordprocessingml/2006/main" xmlns:w14="http://schemas.microsoft.com/office/word/2010/wordml" xmlns:w15="http://schemas.microsoft.com/office/word/2012/wordml" xmlns:w16cex="http://schemas.microsoft.com/office/word/2018/wordml/cex" xmlns:w16cid="http://schemas.microsoft.com/office/word/2016/wordml/cid" xmlns:w16="http://schemas.microsoft.com/office/word/2018/wordml" xmlns:w16du="http://schemas.microsoft.com/office/word/2023/wordml/word16du" xmlns:w16sdtdh="http://schemas.microsoft.com/office/word/2020/wordml/sdtdatahash" xmlns:w16sdtfl="http://schemas.microsoft.com/office/word/2024/wordml/sdtformatlock" xmlns:w16se="http://schemas.microsoft.com/office/word/2015/wordml/symex" xmlns:wpg="http://schemas.microsoft.com/office/word/2010/wordprocessingGroup" xmlns:wpi="http://schemas.microsoft.com/office/word/2010/wordprocessingInk" xmlns:wne="http://schemas.microsoft.com/office/word/2006/wordml" xmlns:wps="http://schemas.microsoft.com/office/word/2010/wordprocessingShape" mc:Ignorable="w14 w15 w16se w16cid w16 w16cex w16sdtdh w16sdtfl w16du wp14">
   <w:background w:color="002C5C"/>
   <w:body>
     <w:p>
@@ -9,7 +9,7 @@
           <w:noProof/>
         </w:rPr>
         <w:drawing>
-          <wp:anchor distT="0" distB="0" distL="114300" distR="114300" simplePos="0" relativeHeight="251661312" behindDoc="0" locked="0" layoutInCell="1" allowOverlap="1" wp14:anchorId="5D23B293">
+          <wp:anchor distT="0" distB="0" distL="114300" distR="114300" simplePos="0" relativeHeight="251661312" behindDoc="0" locked="0" layoutInCell="1" allowOverlap="1" wp14:anchorId="605BF8A7" wp14:editId="49692F21">
             <wp:simplePos x="0" y="0"/>
             <wp:positionH relativeFrom="column">
               <wp:posOffset>3494330</wp:posOffset>
@@ -69,7 +69,7 @@
           <w:noProof/>
         </w:rPr>
         <w:drawing>
-          <wp:anchor distT="0" distB="0" distL="114300" distR="114300" simplePos="0" relativeHeight="251660288" behindDoc="0" locked="0" layoutInCell="1" allowOverlap="1" wp14:anchorId="536C30A3">
+          <wp:anchor distT="0" distB="0" distL="114300" distR="114300" simplePos="0" relativeHeight="251660288" behindDoc="0" locked="0" layoutInCell="1" allowOverlap="1" wp14:anchorId="2E703964" wp14:editId="26F2BDD4">
             <wp:simplePos x="0" y="0"/>
             <wp:positionH relativeFrom="column">
               <wp:posOffset>-363071</wp:posOffset>
@@ -128,190 +128,887 @@
     <w:p/>
     <w:p/>
     <w:p/>
-    <w:p/>
-    <w:p/>
-    <w:p>
-      <w:pPr>
-        <w:pStyle w:val="Default"/>
-        <w:ind w:left="567" w:right="393"/>
-        <w:jc w:val="center"/>
-        <w:rPr>
-          <w:rFonts w:ascii="Arial Narrow" w:hAnsi="Arial Narrow" w:cs="Arial"/>
-          <w:color w:val="FFFFFF" w:themeColor="background1"/>
-          <w:sz w:val="36"/>
-          <w:szCs w:val="36"/>
-        </w:rPr>
-      </w:pPr>
-      <w:r>
-        <w:rPr>
-          <w:rFonts w:ascii="Arial Narrow" w:hAnsi="Arial Narrow" w:cs="Arial"/>
-          <w:color w:val="FFFFFF" w:themeColor="background1"/>
-          <w:sz w:val="36"/>
-          <w:szCs w:val="36"/>
-        </w:rPr>
-        <w:t xml:space="preserve"> (NOMBRE DE LA TITULACIÓN)</w:t>
-      </w:r>
-    </w:p>
-    <w:p>
-      <w:pPr>
-        <w:pStyle w:val="Default"/>
-        <w:ind w:left="567" w:right="393"/>
-        <w:jc w:val="center"/>
-        <w:rPr>
-          <w:rFonts w:ascii="Arial Narrow" w:hAnsi="Arial Narrow" w:cs="Arial"/>
-          <w:color w:val="FFFFFF" w:themeColor="background1"/>
-          <w:sz w:val="36"/>
-          <w:szCs w:val="36"/>
-        </w:rPr>
-      </w:pPr>
-    </w:p>
-    <w:p>
-      <w:pPr>
-        <w:pStyle w:val="Default"/>
-        <w:ind w:left="567" w:right="393"/>
-        <w:jc w:val="center"/>
-        <w:rPr>
-          <w:rFonts w:ascii="Arial Narrow" w:hAnsi="Arial Narrow" w:cs="Arial"/>
-          <w:color w:val="FFFFFF" w:themeColor="background1"/>
-          <w:sz w:val="36"/>
-          <w:szCs w:val="36"/>
-        </w:rPr>
-      </w:pPr>
-    </w:p>
-    <w:p>
-      <w:pPr>
-        <w:pStyle w:val="Default"/>
-        <w:ind w:left="567" w:right="393"/>
-        <w:jc w:val="center"/>
-        <w:rPr>
-          <w:rFonts w:ascii="Arial Narrow" w:hAnsi="Arial Narrow" w:cs="Arial"/>
-          <w:color w:val="FFFFFF" w:themeColor="background1"/>
-          <w:sz w:val="36"/>
-          <w:szCs w:val="36"/>
-        </w:rPr>
-      </w:pPr>
-    </w:p>
-    <w:p>
-      <w:pPr>
-        <w:pStyle w:val="Default"/>
-        <w:ind w:right="-41"/>
-        <w:jc w:val="center"/>
-        <w:rPr>
-          <w:rFonts w:ascii="Arial Narrow" w:hAnsi="Arial Narrow" w:cs="Arial"/>
-          <w:color w:val="FFFFFF" w:themeColor="background1"/>
-          <w:sz w:val="44"/>
-          <w:szCs w:val="44"/>
-        </w:rPr>
-      </w:pPr>
-      <w:r>
-        <w:rPr>
-          <w:rFonts w:ascii="Arial Narrow" w:hAnsi="Arial Narrow" w:cs="Arial"/>
-          <w:color w:val="FFFFFF" w:themeColor="background1"/>
-          <w:sz w:val="44"/>
-          <w:szCs w:val="44"/>
-        </w:rPr>
-        <w:t>(NOMBRE DEL TRABAJO</w:t>
-      </w:r>
-      <w:r>
-        <w:rPr>
-          <w:rFonts w:ascii="Arial Narrow" w:hAnsi="Arial Narrow" w:cs="Arial"/>
-          <w:color w:val="FFFFFF" w:themeColor="background1"/>
-          <w:sz w:val="44"/>
-          <w:szCs w:val="44"/>
-        </w:rPr>
-        <w:t xml:space="preserve">, titulo </w:t>
-      </w:r>
-      <w:r>
-        <w:rPr>
-          <w:rFonts w:ascii="Arial Narrow" w:hAnsi="Arial Narrow" w:cs="Arial"/>
-          <w:color w:val="FFFFFF" w:themeColor="background1"/>
-          <w:sz w:val="44"/>
-          <w:szCs w:val="44"/>
-        </w:rPr>
-        <w:t>y subtítulo</w:t>
-      </w:r>
-      <w:r>
-        <w:rPr>
-          <w:rFonts w:ascii="Arial Narrow" w:hAnsi="Arial Narrow" w:cs="Arial"/>
-          <w:color w:val="FFFFFF" w:themeColor="background1"/>
-          <w:sz w:val="44"/>
-          <w:szCs w:val="44"/>
+    <w:p>
+      <w:pPr>
+        <w:pStyle w:val="Default"/>
+        <w:ind w:right="393"/>
+        <w:rPr>
+          <w:rFonts w:ascii="Arial Narrow" w:hAnsi="Arial Narrow" w:cs="Arial"/>
+          <w:color w:val="7F7F7F" w:themeColor="text1" w:themeTint="80"/>
+          <w:sz w:val="36"/>
+          <w:szCs w:val="36"/>
+        </w:rPr>
+      </w:pPr>
+    </w:p>
+    <w:p>
+      <w:pPr>
+        <w:pStyle w:val="Default"/>
+        <w:ind w:left="567" w:right="393"/>
+        <w:jc w:val="center"/>
+        <w:rPr>
+          <w:rFonts w:ascii="Arial Narrow" w:hAnsi="Arial Narrow" w:cs="Arial"/>
+          <w:color w:val="FFFFFF" w:themeColor="background1"/>
+          <w:sz w:val="36"/>
+          <w:szCs w:val="36"/>
+        </w:rPr>
+      </w:pPr>
+      <w:r>
+        <w:rPr>
+          <w:rFonts w:ascii="Arial Narrow" w:hAnsi="Arial Narrow" w:cs="Arial"/>
+          <w:color w:val="FFFFFF" w:themeColor="background1"/>
+          <w:sz w:val="36"/>
+          <w:szCs w:val="36"/>
+        </w:rPr>
+        <w:t>Graduado en Ingeniería Informática</w:t>
+      </w:r>
+    </w:p>
+    <w:p>
+      <w:pPr>
+        <w:pStyle w:val="Default"/>
+        <w:ind w:left="567" w:right="393"/>
+        <w:jc w:val="center"/>
+        <w:rPr>
+          <w:rFonts w:ascii="Arial Narrow" w:hAnsi="Arial Narrow" w:cs="Arial"/>
+          <w:color w:val="FFFFFF" w:themeColor="background1"/>
+          <w:sz w:val="36"/>
+          <w:szCs w:val="36"/>
+        </w:rPr>
+      </w:pPr>
+    </w:p>
+    <w:p>
+      <w:pPr>
+        <w:pStyle w:val="Default"/>
+        <w:ind w:left="567" w:right="393"/>
+        <w:jc w:val="center"/>
+        <w:rPr>
+          <w:rFonts w:ascii="Arial Narrow" w:hAnsi="Arial Narrow" w:cs="Arial"/>
+          <w:color w:val="FFFFFF" w:themeColor="background1"/>
+          <w:sz w:val="36"/>
+          <w:szCs w:val="36"/>
+        </w:rPr>
+      </w:pPr>
+    </w:p>
+    <w:p>
+      <w:pPr>
+        <w:pStyle w:val="Default"/>
+        <w:ind w:left="567" w:right="393"/>
+        <w:jc w:val="center"/>
+        <w:rPr>
+          <w:rFonts w:ascii="Arial Narrow" w:hAnsi="Arial Narrow" w:cs="Arial"/>
+          <w:b/>
+          <w:bCs/>
+          <w:color w:val="FFFFFF" w:themeColor="background1"/>
+          <w:sz w:val="36"/>
+          <w:szCs w:val="36"/>
+        </w:rPr>
+      </w:pPr>
+      <w:bookmarkStart w:id="0" w:name="_Hlk203045353"/>
+      <w:r>
+        <w:rPr>
+          <w:rFonts w:ascii="Arial Narrow" w:hAnsi="Arial Narrow" w:cs="Arial"/>
+          <w:b/>
+          <w:bCs/>
+          <w:color w:val="FFFFFF" w:themeColor="background1"/>
+          <w:sz w:val="36"/>
+          <w:szCs w:val="36"/>
+          <w:lang w:val="es-ES_tradnl"/>
+        </w:rPr>
+        <w:t xml:space="preserve">Desarrollo de una aplicación web para el apoyo a la elección de asignaturas optativas basado en técnicas de análisis de datos y el machine </w:t>
+      </w:r>
+      <w:proofErr w:type="spellStart"/>
+      <w:r>
+        <w:rPr>
+          <w:rFonts w:ascii="Arial Narrow" w:hAnsi="Arial Narrow" w:cs="Arial"/>
+          <w:b/>
+          <w:bCs/>
+          <w:color w:val="FFFFFF" w:themeColor="background1"/>
+          <w:sz w:val="36"/>
+          <w:szCs w:val="36"/>
+          <w:lang w:val="es-ES_tradnl"/>
+        </w:rPr>
+        <w:t>learning</w:t>
+      </w:r>
+      <w:proofErr w:type="spellEnd"/>
+      <w:r>
+        <w:rPr>
+          <w:rFonts w:ascii="Arial Narrow" w:hAnsi="Arial Narrow" w:cs="Arial"/>
+          <w:b/>
+          <w:bCs/>
+          <w:color w:val="FFFFFF" w:themeColor="background1"/>
+          <w:sz w:val="36"/>
+          <w:szCs w:val="36"/>
+          <w:lang w:val="es-ES_tradnl"/>
+        </w:rPr>
+        <w:t>.</w:t>
+      </w:r>
+    </w:p>
+    <w:p>
+      <w:pPr>
+        <w:pStyle w:val="Default"/>
+        <w:ind w:left="567" w:right="393"/>
+        <w:jc w:val="center"/>
+        <w:rPr>
+          <w:rFonts w:ascii="Arial Narrow" w:hAnsi="Arial Narrow" w:cs="Arial"/>
+          <w:color w:val="7F7F7F" w:themeColor="text1" w:themeTint="80"/>
+          <w:sz w:val="36"/>
+          <w:szCs w:val="36"/>
+        </w:rPr>
+      </w:pPr>
+    </w:p>
+    <w:p>
+      <w:pPr>
+        <w:pStyle w:val="Default"/>
+        <w:ind w:left="567" w:right="393"/>
+        <w:jc w:val="center"/>
+        <w:rPr>
+          <w:rFonts w:ascii="Arial Narrow" w:hAnsi="Arial Narrow" w:cs="Arial"/>
+          <w:b/>
+          <w:bCs/>
+          <w:color w:val="FFFFFF" w:themeColor="background1"/>
+          <w:sz w:val="36"/>
+          <w:szCs w:val="36"/>
+        </w:rPr>
+      </w:pPr>
+      <w:proofErr w:type="spellStart"/>
+      <w:r>
+        <w:rPr>
+          <w:rFonts w:ascii="Arial Narrow" w:hAnsi="Arial Narrow" w:cs="Arial"/>
+          <w:b/>
+          <w:bCs/>
+          <w:color w:val="FFFFFF" w:themeColor="background1"/>
+          <w:sz w:val="36"/>
+          <w:szCs w:val="36"/>
+          <w:lang w:val="es-ES_tradnl"/>
+        </w:rPr>
+        <w:t>Development</w:t>
+      </w:r>
+      <w:proofErr w:type="spellEnd"/>
+      <w:r>
+        <w:rPr>
+          <w:rFonts w:ascii="Arial Narrow" w:hAnsi="Arial Narrow" w:cs="Arial"/>
+          <w:b/>
+          <w:bCs/>
+          <w:color w:val="FFFFFF" w:themeColor="background1"/>
+          <w:sz w:val="36"/>
+          <w:szCs w:val="36"/>
+          <w:lang w:val="es-ES_tradnl"/>
         </w:rPr>
         <w:t xml:space="preserve"> </w:t>
       </w:r>
-    </w:p>
-    <w:p>
-      <w:pPr>
-        <w:pStyle w:val="Default"/>
-        <w:ind w:right="-41"/>
-        <w:jc w:val="center"/>
-        <w:rPr>
-          <w:rFonts w:ascii="Arial Narrow" w:hAnsi="Arial Narrow" w:cs="Arial"/>
-          <w:color w:val="FFFFFF" w:themeColor="background1"/>
-          <w:sz w:val="44"/>
-          <w:szCs w:val="44"/>
-        </w:rPr>
-      </w:pPr>
-      <w:bookmarkStart w:id="0" w:name="_GoBack"/>
-      <w:bookmarkEnd w:id="0"/>
-      <w:r>
-        <w:rPr>
-          <w:rFonts w:ascii="Arial Narrow" w:hAnsi="Arial Narrow" w:cs="Arial"/>
-          <w:color w:val="FFFFFF" w:themeColor="background1"/>
-          <w:sz w:val="44"/>
-          <w:szCs w:val="44"/>
-        </w:rPr>
-        <w:t>en español e inglés)</w:t>
-      </w:r>
-    </w:p>
-    <w:p>
-      <w:pPr>
-        <w:pStyle w:val="Default"/>
-        <w:ind w:left="567" w:right="393"/>
-        <w:jc w:val="center"/>
-        <w:rPr>
-          <w:rFonts w:ascii="Arial Narrow" w:hAnsi="Arial Narrow" w:cs="Arial"/>
-          <w:color w:val="FFFFFF" w:themeColor="background1"/>
-          <w:sz w:val="36"/>
-          <w:szCs w:val="36"/>
-        </w:rPr>
-      </w:pPr>
-    </w:p>
-    <w:p>
-      <w:pPr>
-        <w:pStyle w:val="Default"/>
-        <w:ind w:left="567" w:right="393"/>
-        <w:jc w:val="center"/>
-        <w:rPr>
-          <w:rFonts w:ascii="Arial Narrow" w:hAnsi="Arial Narrow" w:cs="Arial"/>
-          <w:color w:val="FFFFFF" w:themeColor="background1"/>
-          <w:sz w:val="36"/>
-          <w:szCs w:val="36"/>
-        </w:rPr>
-      </w:pPr>
-    </w:p>
-    <w:p>
-      <w:pPr>
-        <w:pStyle w:val="Default"/>
-        <w:ind w:left="567" w:right="393"/>
-        <w:jc w:val="center"/>
-        <w:rPr>
-          <w:rFonts w:ascii="Arial Narrow" w:hAnsi="Arial Narrow" w:cs="Arial"/>
-          <w:color w:val="FFFFFF" w:themeColor="background1"/>
-          <w:sz w:val="36"/>
-          <w:szCs w:val="36"/>
-        </w:rPr>
-      </w:pPr>
-    </w:p>
-    <w:p>
-      <w:pPr>
-        <w:pStyle w:val="Default"/>
-        <w:ind w:left="567" w:right="393"/>
-        <w:jc w:val="center"/>
-        <w:rPr>
-          <w:rFonts w:ascii="Arial Narrow" w:hAnsi="Arial Narrow" w:cs="Arial"/>
-          <w:b/>
-          <w:bCs/>
+      <w:proofErr w:type="spellStart"/>
+      <w:r>
+        <w:rPr>
+          <w:rFonts w:ascii="Arial Narrow" w:hAnsi="Arial Narrow" w:cs="Arial"/>
+          <w:b/>
+          <w:bCs/>
+          <w:color w:val="FFFFFF" w:themeColor="background1"/>
+          <w:sz w:val="36"/>
+          <w:szCs w:val="36"/>
+          <w:lang w:val="es-ES_tradnl"/>
+        </w:rPr>
+        <w:t>of</w:t>
+      </w:r>
+      <w:proofErr w:type="spellEnd"/>
+      <w:r>
+        <w:rPr>
+          <w:rFonts w:ascii="Arial Narrow" w:hAnsi="Arial Narrow" w:cs="Arial"/>
+          <w:b/>
+          <w:bCs/>
+          <w:color w:val="FFFFFF" w:themeColor="background1"/>
+          <w:sz w:val="36"/>
+          <w:szCs w:val="36"/>
+          <w:lang w:val="es-ES_tradnl"/>
+        </w:rPr>
+        <w:t xml:space="preserve"> a web </w:t>
+      </w:r>
+      <w:proofErr w:type="spellStart"/>
+      <w:r>
+        <w:rPr>
+          <w:rFonts w:ascii="Arial Narrow" w:hAnsi="Arial Narrow" w:cs="Arial"/>
+          <w:b/>
+          <w:bCs/>
+          <w:color w:val="FFFFFF" w:themeColor="background1"/>
+          <w:sz w:val="36"/>
+          <w:szCs w:val="36"/>
+          <w:lang w:val="es-ES_tradnl"/>
+        </w:rPr>
+        <w:t>application</w:t>
+      </w:r>
+      <w:proofErr w:type="spellEnd"/>
+      <w:r>
+        <w:rPr>
+          <w:rFonts w:ascii="Arial Narrow" w:hAnsi="Arial Narrow" w:cs="Arial"/>
+          <w:b/>
+          <w:bCs/>
+          <w:color w:val="FFFFFF" w:themeColor="background1"/>
+          <w:sz w:val="36"/>
+          <w:szCs w:val="36"/>
+          <w:lang w:val="es-ES_tradnl"/>
+        </w:rPr>
+        <w:t xml:space="preserve"> </w:t>
+      </w:r>
+      <w:proofErr w:type="spellStart"/>
+      <w:r>
+        <w:rPr>
+          <w:rFonts w:ascii="Arial Narrow" w:hAnsi="Arial Narrow" w:cs="Arial"/>
+          <w:b/>
+          <w:bCs/>
+          <w:color w:val="FFFFFF" w:themeColor="background1"/>
+          <w:sz w:val="36"/>
+          <w:szCs w:val="36"/>
+          <w:lang w:val="es-ES_tradnl"/>
+        </w:rPr>
+        <w:t>to</w:t>
+      </w:r>
+      <w:proofErr w:type="spellEnd"/>
+      <w:r>
+        <w:rPr>
+          <w:rFonts w:ascii="Arial Narrow" w:hAnsi="Arial Narrow" w:cs="Arial"/>
+          <w:b/>
+          <w:bCs/>
+          <w:color w:val="FFFFFF" w:themeColor="background1"/>
+          <w:sz w:val="36"/>
+          <w:szCs w:val="36"/>
+          <w:lang w:val="es-ES_tradnl"/>
+        </w:rPr>
+        <w:t xml:space="preserve"> </w:t>
+      </w:r>
+      <w:proofErr w:type="spellStart"/>
+      <w:r>
+        <w:rPr>
+          <w:rFonts w:ascii="Arial Narrow" w:hAnsi="Arial Narrow" w:cs="Arial"/>
+          <w:b/>
+          <w:bCs/>
+          <w:color w:val="FFFFFF" w:themeColor="background1"/>
+          <w:sz w:val="36"/>
+          <w:szCs w:val="36"/>
+          <w:lang w:val="es-ES_tradnl"/>
+        </w:rPr>
+        <w:t>support</w:t>
+      </w:r>
+      <w:proofErr w:type="spellEnd"/>
+      <w:r>
+        <w:rPr>
+          <w:rFonts w:ascii="Arial Narrow" w:hAnsi="Arial Narrow" w:cs="Arial"/>
+          <w:b/>
+          <w:bCs/>
+          <w:color w:val="FFFFFF" w:themeColor="background1"/>
+          <w:sz w:val="36"/>
+          <w:szCs w:val="36"/>
+          <w:lang w:val="es-ES_tradnl"/>
+        </w:rPr>
+        <w:t xml:space="preserve"> </w:t>
+      </w:r>
+      <w:proofErr w:type="spellStart"/>
+      <w:r>
+        <w:rPr>
+          <w:rFonts w:ascii="Arial Narrow" w:hAnsi="Arial Narrow" w:cs="Arial"/>
+          <w:b/>
+          <w:bCs/>
+          <w:color w:val="FFFFFF" w:themeColor="background1"/>
+          <w:sz w:val="36"/>
+          <w:szCs w:val="36"/>
+          <w:lang w:val="es-ES_tradnl"/>
+        </w:rPr>
+        <w:t>the</w:t>
+      </w:r>
+      <w:proofErr w:type="spellEnd"/>
+      <w:r>
+        <w:rPr>
+          <w:rFonts w:ascii="Arial Narrow" w:hAnsi="Arial Narrow" w:cs="Arial"/>
+          <w:b/>
+          <w:bCs/>
+          <w:color w:val="FFFFFF" w:themeColor="background1"/>
+          <w:sz w:val="36"/>
+          <w:szCs w:val="36"/>
+          <w:lang w:val="es-ES_tradnl"/>
+        </w:rPr>
+        <w:t xml:space="preserve"> </w:t>
+      </w:r>
+      <w:proofErr w:type="spellStart"/>
+      <w:r>
+        <w:rPr>
+          <w:rFonts w:ascii="Arial Narrow" w:hAnsi="Arial Narrow" w:cs="Arial"/>
+          <w:b/>
+          <w:bCs/>
+          <w:color w:val="FFFFFF" w:themeColor="background1"/>
+          <w:sz w:val="36"/>
+          <w:szCs w:val="36"/>
+          <w:lang w:val="es-ES_tradnl"/>
+        </w:rPr>
+        <w:t>selection</w:t>
+      </w:r>
+      <w:proofErr w:type="spellEnd"/>
+      <w:r>
+        <w:rPr>
+          <w:rFonts w:ascii="Arial Narrow" w:hAnsi="Arial Narrow" w:cs="Arial"/>
+          <w:b/>
+          <w:bCs/>
+          <w:color w:val="FFFFFF" w:themeColor="background1"/>
+          <w:sz w:val="36"/>
+          <w:szCs w:val="36"/>
+          <w:lang w:val="es-ES_tradnl"/>
+        </w:rPr>
+        <w:t xml:space="preserve"> </w:t>
+      </w:r>
+      <w:proofErr w:type="spellStart"/>
+      <w:r>
+        <w:rPr>
+          <w:rFonts w:ascii="Arial Narrow" w:hAnsi="Arial Narrow" w:cs="Arial"/>
+          <w:b/>
+          <w:bCs/>
+          <w:color w:val="FFFFFF" w:themeColor="background1"/>
+          <w:sz w:val="36"/>
+          <w:szCs w:val="36"/>
+          <w:lang w:val="es-ES_tradnl"/>
+        </w:rPr>
+        <w:t>of</w:t>
+      </w:r>
+      <w:proofErr w:type="spellEnd"/>
+      <w:r>
+        <w:rPr>
+          <w:rFonts w:ascii="Arial Narrow" w:hAnsi="Arial Narrow" w:cs="Arial"/>
+          <w:b/>
+          <w:bCs/>
+          <w:color w:val="FFFFFF" w:themeColor="background1"/>
+          <w:sz w:val="36"/>
+          <w:szCs w:val="36"/>
+          <w:lang w:val="es-ES_tradnl"/>
+        </w:rPr>
+        <w:t xml:space="preserve"> </w:t>
+      </w:r>
+      <w:proofErr w:type="spellStart"/>
+      <w:r>
+        <w:rPr>
+          <w:rFonts w:ascii="Arial Narrow" w:hAnsi="Arial Narrow" w:cs="Arial"/>
+          <w:b/>
+          <w:bCs/>
+          <w:color w:val="FFFFFF" w:themeColor="background1"/>
+          <w:sz w:val="36"/>
+          <w:szCs w:val="36"/>
+          <w:lang w:val="es-ES_tradnl"/>
+        </w:rPr>
+        <w:t>optional</w:t>
+      </w:r>
+      <w:proofErr w:type="spellEnd"/>
+      <w:r>
+        <w:rPr>
+          <w:rFonts w:ascii="Arial Narrow" w:hAnsi="Arial Narrow" w:cs="Arial"/>
+          <w:b/>
+          <w:bCs/>
+          <w:color w:val="FFFFFF" w:themeColor="background1"/>
+          <w:sz w:val="36"/>
+          <w:szCs w:val="36"/>
+          <w:lang w:val="es-ES_tradnl"/>
+        </w:rPr>
+        <w:t xml:space="preserve"> </w:t>
+      </w:r>
+      <w:proofErr w:type="spellStart"/>
+      <w:r>
+        <w:rPr>
+          <w:rFonts w:ascii="Arial Narrow" w:hAnsi="Arial Narrow" w:cs="Arial"/>
+          <w:b/>
+          <w:bCs/>
+          <w:color w:val="FFFFFF" w:themeColor="background1"/>
+          <w:sz w:val="36"/>
+          <w:szCs w:val="36"/>
+          <w:lang w:val="es-ES_tradnl"/>
+        </w:rPr>
+        <w:t>subjects</w:t>
+      </w:r>
+      <w:proofErr w:type="spellEnd"/>
+      <w:r>
+        <w:rPr>
+          <w:rFonts w:ascii="Arial Narrow" w:hAnsi="Arial Narrow" w:cs="Arial"/>
+          <w:b/>
+          <w:bCs/>
+          <w:color w:val="FFFFFF" w:themeColor="background1"/>
+          <w:sz w:val="36"/>
+          <w:szCs w:val="36"/>
+          <w:lang w:val="es-ES_tradnl"/>
+        </w:rPr>
+        <w:t xml:space="preserve"> </w:t>
+      </w:r>
+      <w:proofErr w:type="spellStart"/>
+      <w:r>
+        <w:rPr>
+          <w:rFonts w:ascii="Arial Narrow" w:hAnsi="Arial Narrow" w:cs="Arial"/>
+          <w:b/>
+          <w:bCs/>
+          <w:color w:val="FFFFFF" w:themeColor="background1"/>
+          <w:sz w:val="36"/>
+          <w:szCs w:val="36"/>
+          <w:lang w:val="es-ES_tradnl"/>
+        </w:rPr>
+        <w:t>based</w:t>
+      </w:r>
+      <w:proofErr w:type="spellEnd"/>
+      <w:r>
+        <w:rPr>
+          <w:rFonts w:ascii="Arial Narrow" w:hAnsi="Arial Narrow" w:cs="Arial"/>
+          <w:b/>
+          <w:bCs/>
+          <w:color w:val="FFFFFF" w:themeColor="background1"/>
+          <w:sz w:val="36"/>
+          <w:szCs w:val="36"/>
+          <w:lang w:val="es-ES_tradnl"/>
+        </w:rPr>
+        <w:t xml:space="preserve"> </w:t>
+      </w:r>
+      <w:proofErr w:type="spellStart"/>
+      <w:r>
+        <w:rPr>
+          <w:rFonts w:ascii="Arial Narrow" w:hAnsi="Arial Narrow" w:cs="Arial"/>
+          <w:b/>
+          <w:bCs/>
+          <w:color w:val="FFFFFF" w:themeColor="background1"/>
+          <w:sz w:val="36"/>
+          <w:szCs w:val="36"/>
+          <w:lang w:val="es-ES_tradnl"/>
+        </w:rPr>
+        <w:t>on</w:t>
+      </w:r>
+      <w:proofErr w:type="spellEnd"/>
+      <w:r>
+        <w:rPr>
+          <w:rFonts w:ascii="Arial Narrow" w:hAnsi="Arial Narrow" w:cs="Arial"/>
+          <w:b/>
+          <w:bCs/>
+          <w:color w:val="FFFFFF" w:themeColor="background1"/>
+          <w:sz w:val="36"/>
+          <w:szCs w:val="36"/>
+          <w:lang w:val="es-ES_tradnl"/>
+        </w:rPr>
+        <w:t xml:space="preserve"> data </w:t>
+      </w:r>
+      <w:proofErr w:type="spellStart"/>
+      <w:r>
+        <w:rPr>
+          <w:rFonts w:ascii="Arial Narrow" w:hAnsi="Arial Narrow" w:cs="Arial"/>
+          <w:b/>
+          <w:bCs/>
+          <w:color w:val="FFFFFF" w:themeColor="background1"/>
+          <w:sz w:val="36"/>
+          <w:szCs w:val="36"/>
+          <w:lang w:val="es-ES_tradnl"/>
+        </w:rPr>
+        <w:t>analysis</w:t>
+      </w:r>
+      <w:proofErr w:type="spellEnd"/>
+      <w:r>
+        <w:rPr>
+          <w:rFonts w:ascii="Arial Narrow" w:hAnsi="Arial Narrow" w:cs="Arial"/>
+          <w:b/>
+          <w:bCs/>
+          <w:color w:val="FFFFFF" w:themeColor="background1"/>
+          <w:sz w:val="36"/>
+          <w:szCs w:val="36"/>
+          <w:lang w:val="es-ES_tradnl"/>
+        </w:rPr>
+        <w:t xml:space="preserve"> </w:t>
+      </w:r>
+      <w:proofErr w:type="spellStart"/>
+      <w:r>
+        <w:rPr>
+          <w:rFonts w:ascii="Arial Narrow" w:hAnsi="Arial Narrow" w:cs="Arial"/>
+          <w:b/>
+          <w:bCs/>
+          <w:color w:val="FFFFFF" w:themeColor="background1"/>
+          <w:sz w:val="36"/>
+          <w:szCs w:val="36"/>
+          <w:lang w:val="es-ES_tradnl"/>
+        </w:rPr>
+        <w:t>techniques</w:t>
+      </w:r>
+      <w:proofErr w:type="spellEnd"/>
+      <w:r>
+        <w:rPr>
+          <w:rFonts w:ascii="Arial Narrow" w:hAnsi="Arial Narrow" w:cs="Arial"/>
+          <w:b/>
+          <w:bCs/>
+          <w:color w:val="FFFFFF" w:themeColor="background1"/>
+          <w:sz w:val="36"/>
+          <w:szCs w:val="36"/>
+          <w:lang w:val="es-ES_tradnl"/>
+        </w:rPr>
+        <w:t xml:space="preserve"> and machine </w:t>
+      </w:r>
+      <w:proofErr w:type="spellStart"/>
+      <w:r>
+        <w:rPr>
+          <w:rFonts w:ascii="Arial Narrow" w:hAnsi="Arial Narrow" w:cs="Arial"/>
+          <w:b/>
+          <w:bCs/>
+          <w:color w:val="FFFFFF" w:themeColor="background1"/>
+          <w:sz w:val="36"/>
+          <w:szCs w:val="36"/>
+          <w:lang w:val="es-ES_tradnl"/>
+        </w:rPr>
+        <w:t>learning</w:t>
+      </w:r>
+      <w:proofErr w:type="spellEnd"/>
+      <w:r>
+        <w:rPr>
+          <w:rFonts w:ascii="Arial Narrow" w:hAnsi="Arial Narrow" w:cs="Arial"/>
+          <w:b/>
+          <w:bCs/>
+          <w:color w:val="FFFFFF" w:themeColor="background1"/>
+          <w:sz w:val="36"/>
+          <w:szCs w:val="36"/>
+          <w:lang w:val="es-ES_tradnl"/>
+        </w:rPr>
+        <w:t>.</w:t>
+      </w:r>
+    </w:p>
+    <w:bookmarkEnd w:id="0"/>
+    <w:p>
+      <w:pPr>
+        <w:pStyle w:val="Default"/>
+        <w:ind w:left="567" w:right="393"/>
+        <w:jc w:val="center"/>
+        <w:rPr>
+          <w:rFonts w:ascii="Arial Narrow" w:hAnsi="Arial Narrow" w:cs="Arial"/>
+          <w:color w:val="7F7F7F" w:themeColor="text1" w:themeTint="80"/>
+          <w:sz w:val="36"/>
+          <w:szCs w:val="36"/>
+        </w:rPr>
+      </w:pPr>
+    </w:p>
+    <w:p>
+      <w:pPr>
+        <w:pStyle w:val="Default"/>
+        <w:ind w:left="567" w:right="393"/>
+        <w:jc w:val="center"/>
+        <w:rPr>
+          <w:rFonts w:ascii="Arial Narrow" w:hAnsi="Arial Narrow" w:cs="Arial"/>
+          <w:color w:val="7F7F7F" w:themeColor="text1" w:themeTint="80"/>
+          <w:sz w:val="36"/>
+          <w:szCs w:val="36"/>
+        </w:rPr>
+      </w:pPr>
+    </w:p>
+    <w:p>
+      <w:pPr>
+        <w:pStyle w:val="Default"/>
+        <w:ind w:left="567" w:right="393"/>
+        <w:jc w:val="center"/>
+        <w:rPr>
+          <w:rFonts w:ascii="Arial Narrow" w:hAnsi="Arial Narrow" w:cs="Arial"/>
+          <w:b/>
+          <w:bCs/>
+          <w:color w:val="7F7F7F" w:themeColor="text1" w:themeTint="80"/>
+          <w:sz w:val="36"/>
+          <w:szCs w:val="36"/>
+        </w:rPr>
+      </w:pPr>
+      <w:r>
+        <w:rPr>
+          <w:rFonts w:ascii="Arial Narrow" w:hAnsi="Arial Narrow" w:cs="Arial"/>
+          <w:color w:val="7F7F7F" w:themeColor="text1" w:themeTint="80"/>
+          <w:sz w:val="36"/>
+          <w:szCs w:val="36"/>
+        </w:rPr>
+        <w:t>Realizado</w:t>
+      </w:r>
+      <w:r>
+        <w:rPr>
+          <w:rFonts w:ascii="Arial Narrow" w:hAnsi="Arial Narrow" w:cs="Arial"/>
+          <w:b/>
+          <w:bCs/>
+          <w:color w:val="7F7F7F" w:themeColor="text1" w:themeTint="80"/>
+          <w:sz w:val="36"/>
+          <w:szCs w:val="36"/>
+        </w:rPr>
+        <w:t xml:space="preserve"> </w:t>
+      </w:r>
+      <w:r>
+        <w:rPr>
+          <w:rFonts w:ascii="Arial Narrow" w:hAnsi="Arial Narrow" w:cs="Arial"/>
+          <w:color w:val="7F7F7F" w:themeColor="text1" w:themeTint="80"/>
+          <w:sz w:val="36"/>
+          <w:szCs w:val="36"/>
+        </w:rPr>
+        <w:t>por</w:t>
+      </w:r>
+    </w:p>
+    <w:p>
+      <w:pPr>
+        <w:pStyle w:val="Default"/>
+        <w:ind w:left="567" w:right="393"/>
+        <w:jc w:val="center"/>
+        <w:rPr>
+          <w:rFonts w:ascii="Arial Narrow" w:hAnsi="Arial Narrow" w:cs="Arial"/>
+          <w:b/>
+          <w:bCs/>
+          <w:color w:val="FFFFFF" w:themeColor="background1"/>
+          <w:sz w:val="36"/>
+          <w:szCs w:val="36"/>
+        </w:rPr>
+      </w:pPr>
+      <w:r>
+        <w:rPr>
+          <w:rFonts w:ascii="Arial Narrow" w:hAnsi="Arial Narrow" w:cs="Arial"/>
+          <w:b/>
+          <w:bCs/>
+          <w:color w:val="FFFFFF" w:themeColor="background1"/>
+          <w:sz w:val="36"/>
+          <w:szCs w:val="36"/>
+        </w:rPr>
+        <w:t>Jesús Chincoa González</w:t>
+      </w:r>
+    </w:p>
+    <w:p>
+      <w:pPr>
+        <w:pStyle w:val="Default"/>
+        <w:ind w:left="567" w:right="393"/>
+        <w:jc w:val="center"/>
+        <w:rPr>
+          <w:rFonts w:ascii="Arial Narrow" w:hAnsi="Arial Narrow" w:cs="Arial"/>
+          <w:color w:val="7F7F7F" w:themeColor="text1" w:themeTint="80"/>
+          <w:sz w:val="36"/>
+          <w:szCs w:val="36"/>
+        </w:rPr>
+      </w:pPr>
+    </w:p>
+    <w:p>
+      <w:pPr>
+        <w:pStyle w:val="Default"/>
+        <w:ind w:left="567" w:right="393"/>
+        <w:jc w:val="center"/>
+        <w:rPr>
+          <w:rFonts w:ascii="Arial Narrow" w:hAnsi="Arial Narrow" w:cs="Arial"/>
+          <w:color w:val="7F7F7F" w:themeColor="text1" w:themeTint="80"/>
+          <w:sz w:val="36"/>
+          <w:szCs w:val="36"/>
+        </w:rPr>
+      </w:pPr>
+    </w:p>
+    <w:p>
+      <w:pPr>
+        <w:pStyle w:val="Default"/>
+        <w:ind w:left="567" w:right="393"/>
+        <w:jc w:val="center"/>
+        <w:rPr>
+          <w:rFonts w:ascii="Arial Narrow" w:hAnsi="Arial Narrow" w:cs="Arial"/>
+          <w:color w:val="7F7F7F" w:themeColor="text1" w:themeTint="80"/>
+          <w:sz w:val="36"/>
+          <w:szCs w:val="36"/>
+        </w:rPr>
+      </w:pPr>
+    </w:p>
+    <w:p>
+      <w:pPr>
+        <w:pStyle w:val="Default"/>
+        <w:ind w:left="567" w:right="393"/>
+        <w:jc w:val="center"/>
+        <w:rPr>
+          <w:rFonts w:ascii="Arial Narrow" w:hAnsi="Arial Narrow" w:cs="Arial"/>
+          <w:color w:val="7F7F7F" w:themeColor="text1" w:themeTint="80"/>
+          <w:sz w:val="36"/>
+          <w:szCs w:val="36"/>
+        </w:rPr>
+      </w:pPr>
+      <w:r>
+        <w:rPr>
+          <w:rFonts w:ascii="Arial Narrow" w:hAnsi="Arial Narrow" w:cs="Arial"/>
+          <w:color w:val="7F7F7F" w:themeColor="text1" w:themeTint="80"/>
+          <w:sz w:val="36"/>
+          <w:szCs w:val="36"/>
+        </w:rPr>
+        <w:t>Tutorizado por</w:t>
+      </w:r>
+    </w:p>
+    <w:p>
+      <w:pPr>
+        <w:pStyle w:val="Default"/>
+        <w:ind w:left="567" w:right="393"/>
+        <w:jc w:val="center"/>
+        <w:rPr>
+          <w:rFonts w:ascii="Arial Narrow" w:hAnsi="Arial Narrow" w:cs="Arial"/>
+          <w:b/>
+          <w:bCs/>
+          <w:color w:val="FFFFFF" w:themeColor="background1"/>
+          <w:sz w:val="36"/>
+          <w:szCs w:val="36"/>
+        </w:rPr>
+      </w:pPr>
+      <w:r>
+        <w:rPr>
+          <w:rFonts w:ascii="Arial Narrow" w:hAnsi="Arial Narrow" w:cs="Arial"/>
+          <w:b/>
+          <w:bCs/>
+          <w:color w:val="FFFFFF" w:themeColor="background1"/>
+          <w:sz w:val="36"/>
+          <w:szCs w:val="36"/>
+        </w:rPr>
+        <w:t>Rafael Marcos Luque Baena</w:t>
+      </w:r>
+    </w:p>
+    <w:p>
+      <w:pPr>
+        <w:pStyle w:val="Default"/>
+        <w:ind w:left="567" w:right="393"/>
+        <w:jc w:val="center"/>
+        <w:rPr>
+          <w:rFonts w:ascii="Arial Narrow" w:hAnsi="Arial Narrow" w:cs="Arial"/>
+          <w:b/>
+          <w:bCs/>
+          <w:color w:val="FFFFFF" w:themeColor="background1"/>
+          <w:sz w:val="36"/>
+          <w:szCs w:val="36"/>
+        </w:rPr>
+      </w:pPr>
+      <w:r>
+        <w:rPr>
+          <w:rFonts w:ascii="Arial Narrow" w:hAnsi="Arial Narrow" w:cs="Arial"/>
+          <w:b/>
+          <w:bCs/>
+          <w:color w:val="FFFFFF" w:themeColor="background1"/>
+          <w:sz w:val="36"/>
+          <w:szCs w:val="36"/>
+        </w:rPr>
+        <w:t>Enrique Soler Castillo</w:t>
+      </w:r>
+    </w:p>
+    <w:p>
+      <w:pPr>
+        <w:pStyle w:val="Default"/>
+        <w:ind w:left="567" w:right="393"/>
+        <w:jc w:val="center"/>
+        <w:rPr>
+          <w:rFonts w:ascii="Arial Narrow" w:hAnsi="Arial Narrow" w:cs="Arial"/>
+          <w:color w:val="7F7F7F" w:themeColor="text1" w:themeTint="80"/>
+          <w:sz w:val="36"/>
+          <w:szCs w:val="36"/>
+        </w:rPr>
+      </w:pPr>
+    </w:p>
+    <w:p>
+      <w:pPr>
+        <w:pStyle w:val="Default"/>
+        <w:ind w:left="567" w:right="393"/>
+        <w:jc w:val="center"/>
+        <w:rPr>
+          <w:rFonts w:ascii="Arial Narrow" w:hAnsi="Arial Narrow" w:cs="Arial"/>
+          <w:color w:val="7F7F7F" w:themeColor="text1" w:themeTint="80"/>
+          <w:sz w:val="36"/>
+          <w:szCs w:val="36"/>
+        </w:rPr>
+      </w:pPr>
+    </w:p>
+    <w:p>
+      <w:pPr>
+        <w:pStyle w:val="Default"/>
+        <w:ind w:left="567" w:right="393"/>
+        <w:jc w:val="center"/>
+        <w:rPr>
+          <w:rFonts w:ascii="Arial Narrow" w:hAnsi="Arial Narrow" w:cs="Arial"/>
+          <w:color w:val="7F7F7F" w:themeColor="text1" w:themeTint="80"/>
+          <w:sz w:val="36"/>
+          <w:szCs w:val="36"/>
+        </w:rPr>
+      </w:pPr>
+    </w:p>
+    <w:p>
+      <w:pPr>
+        <w:pStyle w:val="Default"/>
+        <w:ind w:left="567" w:right="393"/>
+        <w:jc w:val="center"/>
+        <w:rPr>
+          <w:rFonts w:ascii="Arial Narrow" w:hAnsi="Arial Narrow" w:cs="Arial"/>
+          <w:color w:val="7F7F7F" w:themeColor="text1" w:themeTint="80"/>
+          <w:sz w:val="36"/>
+          <w:szCs w:val="36"/>
+        </w:rPr>
+      </w:pPr>
+      <w:r>
+        <w:rPr>
+          <w:rFonts w:ascii="Arial Narrow" w:hAnsi="Arial Narrow" w:cs="Arial"/>
+          <w:color w:val="7F7F7F" w:themeColor="text1" w:themeTint="80"/>
+          <w:sz w:val="36"/>
+          <w:szCs w:val="36"/>
+        </w:rPr>
+        <w:t>Departamento</w:t>
+      </w:r>
+    </w:p>
+    <w:p>
+      <w:pPr>
+        <w:pStyle w:val="Default"/>
+        <w:ind w:left="567" w:right="393"/>
+        <w:jc w:val="center"/>
+        <w:rPr>
+          <w:rFonts w:ascii="Arial Narrow" w:hAnsi="Arial Narrow" w:cs="Arial"/>
+          <w:b/>
+          <w:bCs/>
+          <w:color w:val="FFFFFF" w:themeColor="background1"/>
+          <w:sz w:val="36"/>
+          <w:szCs w:val="36"/>
+        </w:rPr>
+      </w:pPr>
+      <w:r>
+        <w:rPr>
+          <w:rFonts w:ascii="Arial Narrow" w:hAnsi="Arial Narrow" w:cs="Arial"/>
+          <w:b/>
+          <w:bCs/>
+          <w:color w:val="FFFFFF" w:themeColor="background1"/>
+          <w:sz w:val="36"/>
+          <w:szCs w:val="36"/>
+        </w:rPr>
+        <w:t>Lenguajes y Ciencias de la Computación</w:t>
+      </w:r>
+    </w:p>
+    <w:p>
+      <w:pPr>
+        <w:pStyle w:val="Default"/>
+        <w:ind w:left="567" w:right="393"/>
+        <w:jc w:val="center"/>
+        <w:rPr>
+          <w:rFonts w:ascii="Arial Narrow" w:hAnsi="Arial Narrow" w:cs="Arial"/>
+          <w:b/>
+          <w:bCs/>
+          <w:color w:val="7F7F7F" w:themeColor="text1" w:themeTint="80"/>
+          <w:sz w:val="36"/>
+          <w:szCs w:val="36"/>
+        </w:rPr>
+      </w:pPr>
+    </w:p>
+    <w:p>
+      <w:pPr>
+        <w:pStyle w:val="Default"/>
+        <w:ind w:left="567" w:right="393"/>
+        <w:jc w:val="center"/>
+        <w:rPr>
+          <w:rFonts w:ascii="Arial Narrow" w:hAnsi="Arial Narrow" w:cs="Arial"/>
+          <w:b/>
+          <w:bCs/>
+          <w:color w:val="7F7F7F" w:themeColor="text1" w:themeTint="80"/>
+          <w:sz w:val="36"/>
+          <w:szCs w:val="36"/>
+        </w:rPr>
+      </w:pPr>
+    </w:p>
+    <w:p>
+      <w:pPr>
+        <w:pStyle w:val="Default"/>
+        <w:ind w:left="567" w:right="393"/>
+        <w:jc w:val="center"/>
+        <w:rPr>
+          <w:rFonts w:ascii="Arial Narrow" w:hAnsi="Arial Narrow" w:cs="Arial"/>
+          <w:b/>
+          <w:bCs/>
+          <w:color w:val="7F7F7F" w:themeColor="text1" w:themeTint="80"/>
+          <w:sz w:val="36"/>
+          <w:szCs w:val="36"/>
+        </w:rPr>
+      </w:pPr>
+    </w:p>
+    <w:p>
+      <w:pPr>
+        <w:pStyle w:val="Default"/>
+        <w:ind w:left="567" w:right="393"/>
+        <w:jc w:val="center"/>
+        <w:rPr>
+          <w:rFonts w:ascii="Arial Narrow" w:hAnsi="Arial Narrow" w:cs="Arial"/>
           <w:color w:val="AEAAAA" w:themeColor="background2" w:themeShade="BF"/>
           <w:sz w:val="36"/>
           <w:szCs w:val="36"/>
@@ -324,18 +1021,16 @@
           <w:sz w:val="36"/>
           <w:szCs w:val="36"/>
         </w:rPr>
-        <w:t>Realizado</w:t>
-      </w:r>
-      <w:r>
-        <w:rPr>
-          <w:rFonts w:ascii="Arial Narrow" w:hAnsi="Arial Narrow" w:cs="Arial"/>
-          <w:b/>
-          <w:bCs/>
+        <w:t>MÁLAGA</w:t>
+      </w:r>
+      <w:r>
+        <w:rPr>
+          <w:rFonts w:ascii="Arial Narrow" w:hAnsi="Arial Narrow" w:cs="Arial"/>
           <w:color w:val="AEAAAA" w:themeColor="background2" w:themeShade="BF"/>
           <w:sz w:val="36"/>
           <w:szCs w:val="36"/>
         </w:rPr>
-        <w:t xml:space="preserve"> </w:t>
+        <w:t>, septiembre de</w:t>
       </w:r>
       <w:r>
         <w:rPr>
@@ -344,324 +1039,7 @@
           <w:sz w:val="36"/>
           <w:szCs w:val="36"/>
         </w:rPr>
-        <w:t>por</w:t>
-      </w:r>
-    </w:p>
-    <w:p>
-      <w:pPr>
-        <w:pStyle w:val="Default"/>
-        <w:ind w:left="567" w:right="393"/>
-        <w:jc w:val="center"/>
-        <w:rPr>
-          <w:rFonts w:ascii="Arial Narrow" w:hAnsi="Arial Narrow" w:cs="Arial"/>
-          <w:color w:val="FFFFFF" w:themeColor="background1"/>
-          <w:sz w:val="36"/>
-          <w:szCs w:val="36"/>
-        </w:rPr>
-      </w:pPr>
-      <w:r>
-        <w:rPr>
-          <w:rFonts w:ascii="Arial Narrow" w:hAnsi="Arial Narrow" w:cs="Arial"/>
-          <w:color w:val="FFFFFF" w:themeColor="background1"/>
-          <w:sz w:val="36"/>
-          <w:szCs w:val="36"/>
-        </w:rPr>
-        <w:t>(NOMBRE DEL ESTUDIANTE)</w:t>
-      </w:r>
-    </w:p>
-    <w:p>
-      <w:pPr>
-        <w:pStyle w:val="Default"/>
-        <w:ind w:left="567" w:right="393"/>
-        <w:jc w:val="center"/>
-        <w:rPr>
-          <w:rFonts w:ascii="Arial Narrow" w:hAnsi="Arial Narrow" w:cs="Arial"/>
-          <w:color w:val="FFFFFF" w:themeColor="background1"/>
-          <w:sz w:val="36"/>
-          <w:szCs w:val="36"/>
-        </w:rPr>
-      </w:pPr>
-    </w:p>
-    <w:p>
-      <w:pPr>
-        <w:pStyle w:val="Default"/>
-        <w:ind w:left="567" w:right="393"/>
-        <w:jc w:val="center"/>
-        <w:rPr>
-          <w:rFonts w:ascii="Arial Narrow" w:hAnsi="Arial Narrow" w:cs="Arial"/>
-          <w:color w:val="FFFFFF" w:themeColor="background1"/>
-          <w:sz w:val="36"/>
-          <w:szCs w:val="36"/>
-        </w:rPr>
-      </w:pPr>
-    </w:p>
-    <w:p>
-      <w:pPr>
-        <w:pStyle w:val="Default"/>
-        <w:ind w:left="567" w:right="393"/>
-        <w:jc w:val="center"/>
-        <w:rPr>
-          <w:rFonts w:ascii="Arial Narrow" w:hAnsi="Arial Narrow" w:cs="Arial"/>
-          <w:color w:val="FFFFFF" w:themeColor="background1"/>
-          <w:sz w:val="36"/>
-          <w:szCs w:val="36"/>
-        </w:rPr>
-      </w:pPr>
-    </w:p>
-    <w:p>
-      <w:pPr>
-        <w:pStyle w:val="Default"/>
-        <w:ind w:left="567" w:right="393"/>
-        <w:jc w:val="center"/>
-        <w:rPr>
-          <w:rFonts w:ascii="Arial Narrow" w:hAnsi="Arial Narrow" w:cs="Arial"/>
-          <w:color w:val="AEAAAA" w:themeColor="background2" w:themeShade="BF"/>
-          <w:sz w:val="36"/>
-          <w:szCs w:val="36"/>
-        </w:rPr>
-      </w:pPr>
-      <w:proofErr w:type="spellStart"/>
-      <w:r>
-        <w:rPr>
-          <w:rFonts w:ascii="Arial Narrow" w:hAnsi="Arial Narrow" w:cs="Arial"/>
-          <w:color w:val="AEAAAA" w:themeColor="background2" w:themeShade="BF"/>
-          <w:sz w:val="36"/>
-          <w:szCs w:val="36"/>
-        </w:rPr>
-        <w:t>Tutorizado</w:t>
-      </w:r>
-      <w:proofErr w:type="spellEnd"/>
-      <w:r>
-        <w:rPr>
-          <w:rFonts w:ascii="Arial Narrow" w:hAnsi="Arial Narrow" w:cs="Arial"/>
-          <w:color w:val="AEAAAA" w:themeColor="background2" w:themeShade="BF"/>
-          <w:sz w:val="36"/>
-          <w:szCs w:val="36"/>
-        </w:rPr>
-        <w:t xml:space="preserve"> por</w:t>
-      </w:r>
-    </w:p>
-    <w:p>
-      <w:pPr>
-        <w:pStyle w:val="Default"/>
-        <w:ind w:left="567" w:right="393"/>
-        <w:jc w:val="center"/>
-        <w:rPr>
-          <w:rFonts w:ascii="Arial Narrow" w:hAnsi="Arial Narrow" w:cs="Arial"/>
-          <w:color w:val="FFFFFF" w:themeColor="background1"/>
-          <w:sz w:val="36"/>
-          <w:szCs w:val="36"/>
-        </w:rPr>
-      </w:pPr>
-      <w:r>
-        <w:rPr>
-          <w:rFonts w:ascii="Arial Narrow" w:hAnsi="Arial Narrow" w:cs="Arial"/>
-          <w:color w:val="FFFFFF" w:themeColor="background1"/>
-          <w:sz w:val="36"/>
-          <w:szCs w:val="36"/>
-        </w:rPr>
-        <w:t>(NOMBRE DEL TUTOR DEL PROYECTO</w:t>
-      </w:r>
-    </w:p>
-    <w:p>
-      <w:pPr>
-        <w:pStyle w:val="Default"/>
-        <w:ind w:left="567" w:right="393"/>
-        <w:jc w:val="center"/>
-        <w:rPr>
-          <w:rFonts w:ascii="Arial Narrow" w:hAnsi="Arial Narrow" w:cs="Arial"/>
-          <w:color w:val="FFFFFF" w:themeColor="background1"/>
-          <w:sz w:val="36"/>
-          <w:szCs w:val="36"/>
-        </w:rPr>
-      </w:pPr>
-      <w:r>
-        <w:rPr>
-          <w:rFonts w:ascii="Arial Narrow" w:hAnsi="Arial Narrow" w:cs="Arial"/>
-          <w:color w:val="FFFFFF" w:themeColor="background1"/>
-          <w:sz w:val="36"/>
-          <w:szCs w:val="36"/>
-        </w:rPr>
-        <w:t>Y EN SU CASO COTUTOR Y TUTOR COORDINADOR)</w:t>
-      </w:r>
-    </w:p>
-    <w:p>
-      <w:pPr>
-        <w:pStyle w:val="Default"/>
-        <w:ind w:left="567" w:right="393"/>
-        <w:jc w:val="center"/>
-        <w:rPr>
-          <w:rFonts w:ascii="Arial Narrow" w:hAnsi="Arial Narrow" w:cs="Arial"/>
-          <w:color w:val="FFFFFF" w:themeColor="background1"/>
-          <w:sz w:val="36"/>
-          <w:szCs w:val="36"/>
-        </w:rPr>
-      </w:pPr>
-    </w:p>
-    <w:p>
-      <w:pPr>
-        <w:pStyle w:val="Default"/>
-        <w:ind w:left="567" w:right="393"/>
-        <w:jc w:val="center"/>
-        <w:rPr>
-          <w:rFonts w:ascii="Arial Narrow" w:hAnsi="Arial Narrow" w:cs="Arial"/>
-          <w:color w:val="FFFFFF" w:themeColor="background1"/>
-          <w:sz w:val="36"/>
-          <w:szCs w:val="36"/>
-        </w:rPr>
-      </w:pPr>
-    </w:p>
-    <w:p>
-      <w:pPr>
-        <w:pStyle w:val="Default"/>
-        <w:ind w:left="567" w:right="393"/>
-        <w:jc w:val="center"/>
-        <w:rPr>
-          <w:rFonts w:ascii="Arial Narrow" w:hAnsi="Arial Narrow" w:cs="Arial"/>
-          <w:color w:val="FFFFFF" w:themeColor="background1"/>
-          <w:sz w:val="36"/>
-          <w:szCs w:val="36"/>
-        </w:rPr>
-      </w:pPr>
-    </w:p>
-    <w:p>
-      <w:pPr>
-        <w:pStyle w:val="Default"/>
-        <w:ind w:left="567" w:right="393"/>
-        <w:jc w:val="center"/>
-        <w:rPr>
-          <w:rFonts w:ascii="Arial Narrow" w:hAnsi="Arial Narrow" w:cs="Arial"/>
-          <w:color w:val="AEAAAA" w:themeColor="background2" w:themeShade="BF"/>
-          <w:sz w:val="36"/>
-          <w:szCs w:val="36"/>
-        </w:rPr>
-      </w:pPr>
-      <w:r>
-        <w:rPr>
-          <w:rFonts w:ascii="Arial Narrow" w:hAnsi="Arial Narrow" w:cs="Arial"/>
-          <w:color w:val="AEAAAA" w:themeColor="background2" w:themeShade="BF"/>
-          <w:sz w:val="36"/>
-          <w:szCs w:val="36"/>
-        </w:rPr>
-        <w:t>Departamento</w:t>
-      </w:r>
-    </w:p>
-    <w:p>
-      <w:pPr>
-        <w:pStyle w:val="Default"/>
-        <w:ind w:left="567" w:right="393"/>
-        <w:jc w:val="center"/>
-        <w:rPr>
-          <w:rFonts w:ascii="Arial Narrow" w:hAnsi="Arial Narrow" w:cs="Arial"/>
-          <w:color w:val="FFFFFF" w:themeColor="background1"/>
-          <w:sz w:val="36"/>
-          <w:szCs w:val="36"/>
-        </w:rPr>
-      </w:pPr>
-      <w:r>
-        <w:rPr>
-          <w:rFonts w:ascii="Arial Narrow" w:hAnsi="Arial Narrow" w:cs="Arial"/>
-          <w:color w:val="FFFFFF" w:themeColor="background1"/>
-          <w:sz w:val="36"/>
-          <w:szCs w:val="36"/>
-        </w:rPr>
-        <w:t>(NOMBRE DEL DEPARTAMENTO)</w:t>
-      </w:r>
-    </w:p>
-    <w:p>
-      <w:pPr>
-        <w:pStyle w:val="Default"/>
-        <w:ind w:left="567" w:right="393"/>
-        <w:jc w:val="center"/>
-        <w:rPr>
-          <w:rFonts w:ascii="Arial Narrow" w:hAnsi="Arial Narrow" w:cs="Arial"/>
-          <w:color w:val="FFFFFF" w:themeColor="background1"/>
-          <w:sz w:val="36"/>
-          <w:szCs w:val="36"/>
-        </w:rPr>
-      </w:pPr>
-      <w:r>
-        <w:rPr>
-          <w:rFonts w:ascii="Arial Narrow" w:hAnsi="Arial Narrow" w:cs="Arial"/>
-          <w:color w:val="FFFFFF" w:themeColor="background1"/>
-          <w:sz w:val="36"/>
-          <w:szCs w:val="36"/>
-        </w:rPr>
-        <w:t>UNIVERSIDAD DE MÁLAGA</w:t>
-      </w:r>
-    </w:p>
-    <w:p>
-      <w:pPr>
-        <w:pStyle w:val="Default"/>
-        <w:ind w:left="567" w:right="393"/>
-        <w:jc w:val="center"/>
-        <w:rPr>
-          <w:rFonts w:ascii="Arial Narrow" w:hAnsi="Arial Narrow" w:cs="Arial"/>
-          <w:color w:val="FFFFFF" w:themeColor="background1"/>
-          <w:sz w:val="36"/>
-          <w:szCs w:val="36"/>
-        </w:rPr>
-      </w:pPr>
-    </w:p>
-    <w:p>
-      <w:pPr>
-        <w:pStyle w:val="Default"/>
-        <w:ind w:right="-41"/>
-        <w:jc w:val="center"/>
-        <w:rPr>
-          <w:rFonts w:ascii="Arial Narrow" w:hAnsi="Arial Narrow" w:cs="Arial"/>
-          <w:color w:val="FFFFFF" w:themeColor="background1"/>
-          <w:sz w:val="44"/>
-          <w:szCs w:val="44"/>
-        </w:rPr>
-      </w:pPr>
-    </w:p>
-    <w:p>
-      <w:pPr>
-        <w:pStyle w:val="Default"/>
-        <w:ind w:left="567" w:right="393"/>
-        <w:jc w:val="center"/>
-        <w:rPr>
-          <w:rFonts w:ascii="Arial Narrow" w:hAnsi="Arial Narrow" w:cs="Arial"/>
-          <w:color w:val="FFFFFF" w:themeColor="background1"/>
-          <w:sz w:val="36"/>
-          <w:szCs w:val="36"/>
-        </w:rPr>
-      </w:pPr>
-    </w:p>
-    <w:p>
-      <w:pPr>
-        <w:pStyle w:val="Default"/>
-        <w:ind w:left="567" w:right="393"/>
-        <w:jc w:val="center"/>
-        <w:rPr>
-          <w:rFonts w:ascii="Arial Narrow" w:hAnsi="Arial Narrow" w:cs="Arial"/>
-          <w:color w:val="FFFFFF" w:themeColor="background1"/>
-          <w:sz w:val="36"/>
-          <w:szCs w:val="36"/>
-        </w:rPr>
-      </w:pPr>
-    </w:p>
-    <w:p>
-      <w:pPr>
-        <w:pStyle w:val="Default"/>
-        <w:ind w:left="567" w:right="393"/>
-        <w:jc w:val="center"/>
-        <w:rPr>
-          <w:rFonts w:ascii="Arial Narrow" w:hAnsi="Arial Narrow" w:cs="Arial"/>
-          <w:color w:val="AEAAAA" w:themeColor="background2" w:themeShade="BF"/>
-          <w:sz w:val="36"/>
-          <w:szCs w:val="36"/>
-        </w:rPr>
-      </w:pPr>
-      <w:r>
-        <w:rPr>
-          <w:rFonts w:ascii="Arial Narrow" w:hAnsi="Arial Narrow" w:cs="Arial"/>
-          <w:color w:val="AEAAAA" w:themeColor="background2" w:themeShade="BF"/>
-          <w:sz w:val="36"/>
-          <w:szCs w:val="36"/>
-        </w:rPr>
-        <w:t>MÁLAGA, (mes y año)</w:t>
+        <w:t xml:space="preserve"> 2025</w:t>
       </w:r>
     </w:p>
     <w:p/>
@@ -682,7 +1060,7 @@
 </file>
 
 <file path=word/endnotes.xml><?xml version="1.0" encoding="utf-8"?>
-<w:endnotes xmlns:wpc="http://schemas.microsoft.com/office/word/2010/wordprocessingCanvas" xmlns:cx="http://schemas.microsoft.com/office/drawing/2014/chartex" xmlns:cx1="http://schemas.microsoft.com/office/drawing/2015/9/8/chartex" xmlns:cx2="http://schemas.microsoft.com/office/drawing/2015/10/21/chartex" xmlns:cx3="http://schemas.microsoft.com/office/drawing/2016/5/9/chartex" xmlns:cx4="http://schemas.microsoft.com/office/drawing/2016/5/10/chartex" xmlns:cx5="http://schemas.microsoft.com/office/drawing/2016/5/11/chartex" xmlns:cx6="http://schemas.microsoft.com/office/drawing/2016/5/12/chartex" xmlns:cx7="http://schemas.microsoft.com/office/drawing/2016/5/13/chartex" xmlns:cx8="http://schemas.microsoft.com/office/drawing/2016/5/14/chartex" xmlns:mc="http://schemas.openxmlformats.org/markup-compatibility/2006" xmlns:aink="http://schemas.microsoft.com/office/drawing/2016/ink" xmlns:am3d="http://schemas.microsoft.com/office/drawing/2017/model3d" xmlns:o="urn:schemas-microsoft-com:office:office" xmlns:r="http://schemas.openxmlformats.org/officeDocument/2006/relationships" xmlns:m="http://schemas.openxmlformats.org/officeDocument/2006/math" xmlns:v="urn:schemas-microsoft-com:vml" xmlns:wp14="http://schemas.microsoft.com/office/word/2010/wordprocessingDrawing" xmlns:wp="http://schemas.openxmlformats.org/drawingml/2006/wordprocessingDrawing" xmlns:w10="urn:schemas-microsoft-com:office:word" xmlns:w="http://schemas.openxmlformats.org/wordprocessingml/2006/main" xmlns:w14="http://schemas.microsoft.com/office/word/2010/wordml" xmlns:w15="http://schemas.microsoft.com/office/word/2012/wordml" xmlns:w16cid="http://schemas.microsoft.com/office/word/2016/wordml/cid" xmlns:w16se="http://schemas.microsoft.com/office/word/2015/wordml/symex" xmlns:wpg="http://schemas.microsoft.com/office/word/2010/wordprocessingGroup" xmlns:wpi="http://schemas.microsoft.com/office/word/2010/wordprocessingInk" xmlns:wne="http://schemas.microsoft.com/office/word/2006/wordml" xmlns:wps="http://schemas.microsoft.com/office/word/2010/wordprocessingShape" mc:Ignorable="w14 w15 w16se w16cid wp14">
+<w:endnotes xmlns:wpc="http://schemas.microsoft.com/office/word/2010/wordprocessingCanvas" xmlns:cx="http://schemas.microsoft.com/office/drawing/2014/chartex" xmlns:cx1="http://schemas.microsoft.com/office/drawing/2015/9/8/chartex" xmlns:cx2="http://schemas.microsoft.com/office/drawing/2015/10/21/chartex" xmlns:cx3="http://schemas.microsoft.com/office/drawing/2016/5/9/chartex" xmlns:cx4="http://schemas.microsoft.com/office/drawing/2016/5/10/chartex" xmlns:cx5="http://schemas.microsoft.com/office/drawing/2016/5/11/chartex" xmlns:cx6="http://schemas.microsoft.com/office/drawing/2016/5/12/chartex" xmlns:cx7="http://schemas.microsoft.com/office/drawing/2016/5/13/chartex" xmlns:cx8="http://schemas.microsoft.com/office/drawing/2016/5/14/chartex" xmlns:mc="http://schemas.openxmlformats.org/markup-compatibility/2006" xmlns:aink="http://schemas.microsoft.com/office/drawing/2016/ink" xmlns:am3d="http://schemas.microsoft.com/office/drawing/2017/model3d" xmlns:o="urn:schemas-microsoft-com:office:office" xmlns:oel="http://schemas.microsoft.com/office/2019/extlst" xmlns:r="http://schemas.openxmlformats.org/officeDocument/2006/relationships" xmlns:m="http://schemas.openxmlformats.org/officeDocument/2006/math" xmlns:v="urn:schemas-microsoft-com:vml" xmlns:wp14="http://schemas.microsoft.com/office/word/2010/wordprocessingDrawing" xmlns:wp="http://schemas.openxmlformats.org/drawingml/2006/wordprocessingDrawing" xmlns:w10="urn:schemas-microsoft-com:office:word" xmlns:w="http://schemas.openxmlformats.org/wordprocessingml/2006/main" xmlns:w14="http://schemas.microsoft.com/office/word/2010/wordml" xmlns:w15="http://schemas.microsoft.com/office/word/2012/wordml" xmlns:w16cex="http://schemas.microsoft.com/office/word/2018/wordml/cex" xmlns:w16cid="http://schemas.microsoft.com/office/word/2016/wordml/cid" xmlns:w16="http://schemas.microsoft.com/office/word/2018/wordml" xmlns:w16du="http://schemas.microsoft.com/office/word/2023/wordml/word16du" xmlns:w16sdtdh="http://schemas.microsoft.com/office/word/2020/wordml/sdtdatahash" xmlns:w16sdtfl="http://schemas.microsoft.com/office/word/2024/wordml/sdtformatlock" xmlns:w16se="http://schemas.microsoft.com/office/word/2015/wordml/symex" xmlns:wpg="http://schemas.microsoft.com/office/word/2010/wordprocessingGroup" xmlns:wpi="http://schemas.microsoft.com/office/word/2010/wordprocessingInk" xmlns:wne="http://schemas.microsoft.com/office/word/2006/wordml" xmlns:wps="http://schemas.microsoft.com/office/word/2010/wordprocessingShape" mc:Ignorable="w14 w15 w16se w16cid w16 w16cex w16sdtdh w16sdtfl w16du wp14">
   <w:endnote w:type="separator" w:id="-1">
     <w:p>
       <w:r>
@@ -701,7 +1079,7 @@
 </file>
 
 <file path=word/footer1.xml><?xml version="1.0" encoding="utf-8"?>
-<w:ftr xmlns:wpc="http://schemas.microsoft.com/office/word/2010/wordprocessingCanvas" xmlns:cx="http://schemas.microsoft.com/office/drawing/2014/chartex" xmlns:cx1="http://schemas.microsoft.com/office/drawing/2015/9/8/chartex" xmlns:cx2="http://schemas.microsoft.com/office/drawing/2015/10/21/chartex" xmlns:cx3="http://schemas.microsoft.com/office/drawing/2016/5/9/chartex" xmlns:cx4="http://schemas.microsoft.com/office/drawing/2016/5/10/chartex" xmlns:cx5="http://schemas.microsoft.com/office/drawing/2016/5/11/chartex" xmlns:cx6="http://schemas.microsoft.com/office/drawing/2016/5/12/chartex" xmlns:cx7="http://schemas.microsoft.com/office/drawing/2016/5/13/chartex" xmlns:cx8="http://schemas.microsoft.com/office/drawing/2016/5/14/chartex" xmlns:mc="http://schemas.openxmlformats.org/markup-compatibility/2006" xmlns:aink="http://schemas.microsoft.com/office/drawing/2016/ink" xmlns:am3d="http://schemas.microsoft.com/office/drawing/2017/model3d" xmlns:o="urn:schemas-microsoft-com:office:office" xmlns:r="http://schemas.openxmlformats.org/officeDocument/2006/relationships" xmlns:m="http://schemas.openxmlformats.org/officeDocument/2006/math" xmlns:v="urn:schemas-microsoft-com:vml" xmlns:wp14="http://schemas.microsoft.com/office/word/2010/wordprocessingDrawing" xmlns:wp="http://schemas.openxmlformats.org/drawingml/2006/wordprocessingDrawing" xmlns:w10="urn:schemas-microsoft-com:office:word" xmlns:w="http://schemas.openxmlformats.org/wordprocessingml/2006/main" xmlns:w14="http://schemas.microsoft.com/office/word/2010/wordml" xmlns:w15="http://schemas.microsoft.com/office/word/2012/wordml" xmlns:w16cid="http://schemas.microsoft.com/office/word/2016/wordml/cid" xmlns:w16se="http://schemas.microsoft.com/office/word/2015/wordml/symex" xmlns:wpg="http://schemas.microsoft.com/office/word/2010/wordprocessingGroup" xmlns:wpi="http://schemas.microsoft.com/office/word/2010/wordprocessingInk" xmlns:wne="http://schemas.microsoft.com/office/word/2006/wordml" xmlns:wps="http://schemas.microsoft.com/office/word/2010/wordprocessingShape" mc:Ignorable="w14 w15 w16se w16cid wp14">
+<w:ftr xmlns:wpc="http://schemas.microsoft.com/office/word/2010/wordprocessingCanvas" xmlns:cx="http://schemas.microsoft.com/office/drawing/2014/chartex" xmlns:cx1="http://schemas.microsoft.com/office/drawing/2015/9/8/chartex" xmlns:cx2="http://schemas.microsoft.com/office/drawing/2015/10/21/chartex" xmlns:cx3="http://schemas.microsoft.com/office/drawing/2016/5/9/chartex" xmlns:cx4="http://schemas.microsoft.com/office/drawing/2016/5/10/chartex" xmlns:cx5="http://schemas.microsoft.com/office/drawing/2016/5/11/chartex" xmlns:cx6="http://schemas.microsoft.com/office/drawing/2016/5/12/chartex" xmlns:cx7="http://schemas.microsoft.com/office/drawing/2016/5/13/chartex" xmlns:cx8="http://schemas.microsoft.com/office/drawing/2016/5/14/chartex" xmlns:mc="http://schemas.openxmlformats.org/markup-compatibility/2006" xmlns:aink="http://schemas.microsoft.com/office/drawing/2016/ink" xmlns:am3d="http://schemas.microsoft.com/office/drawing/2017/model3d" xmlns:o="urn:schemas-microsoft-com:office:office" xmlns:oel="http://schemas.microsoft.com/office/2019/extlst" xmlns:r="http://schemas.openxmlformats.org/officeDocument/2006/relationships" xmlns:m="http://schemas.openxmlformats.org/officeDocument/2006/math" xmlns:v="urn:schemas-microsoft-com:vml" xmlns:wp14="http://schemas.microsoft.com/office/word/2010/wordprocessingDrawing" xmlns:wp="http://schemas.openxmlformats.org/drawingml/2006/wordprocessingDrawing" xmlns:w10="urn:schemas-microsoft-com:office:word" xmlns:w="http://schemas.openxmlformats.org/wordprocessingml/2006/main" xmlns:w14="http://schemas.microsoft.com/office/word/2010/wordml" xmlns:w15="http://schemas.microsoft.com/office/word/2012/wordml" xmlns:w16cex="http://schemas.microsoft.com/office/word/2018/wordml/cex" xmlns:w16cid="http://schemas.microsoft.com/office/word/2016/wordml/cid" xmlns:w16="http://schemas.microsoft.com/office/word/2018/wordml" xmlns:w16du="http://schemas.microsoft.com/office/word/2023/wordml/word16du" xmlns:w16sdtdh="http://schemas.microsoft.com/office/word/2020/wordml/sdtdatahash" xmlns:w16sdtfl="http://schemas.microsoft.com/office/word/2024/wordml/sdtformatlock" xmlns:w16se="http://schemas.microsoft.com/office/word/2015/wordml/symex" xmlns:wpg="http://schemas.microsoft.com/office/word/2010/wordprocessingGroup" xmlns:wpi="http://schemas.microsoft.com/office/word/2010/wordprocessingInk" xmlns:wne="http://schemas.microsoft.com/office/word/2006/wordml" xmlns:wps="http://schemas.microsoft.com/office/word/2010/wordprocessingShape" mc:Ignorable="w14 w15 w16se w16cid w16 w16cex w16sdtdh w16sdtfl w16du wp14">
   <w:p>
     <w:pPr>
       <w:pStyle w:val="Piedepgina"/>
@@ -711,7 +1089,7 @@
 </file>
 
 <file path=word/footer2.xml><?xml version="1.0" encoding="utf-8"?>
-<w:ftr xmlns:wpc="http://schemas.microsoft.com/office/word/2010/wordprocessingCanvas" xmlns:cx="http://schemas.microsoft.com/office/drawing/2014/chartex" xmlns:cx1="http://schemas.microsoft.com/office/drawing/2015/9/8/chartex" xmlns:cx2="http://schemas.microsoft.com/office/drawing/2015/10/21/chartex" xmlns:cx3="http://schemas.microsoft.com/office/drawing/2016/5/9/chartex" xmlns:cx4="http://schemas.microsoft.com/office/drawing/2016/5/10/chartex" xmlns:cx5="http://schemas.microsoft.com/office/drawing/2016/5/11/chartex" xmlns:cx6="http://schemas.microsoft.com/office/drawing/2016/5/12/chartex" xmlns:cx7="http://schemas.microsoft.com/office/drawing/2016/5/13/chartex" xmlns:cx8="http://schemas.microsoft.com/office/drawing/2016/5/14/chartex" xmlns:mc="http://schemas.openxmlformats.org/markup-compatibility/2006" xmlns:aink="http://schemas.microsoft.com/office/drawing/2016/ink" xmlns:am3d="http://schemas.microsoft.com/office/drawing/2017/model3d" xmlns:o="urn:schemas-microsoft-com:office:office" xmlns:r="http://schemas.openxmlformats.org/officeDocument/2006/relationships" xmlns:m="http://schemas.openxmlformats.org/officeDocument/2006/math" xmlns:v="urn:schemas-microsoft-com:vml" xmlns:wp14="http://schemas.microsoft.com/office/word/2010/wordprocessingDrawing" xmlns:wp="http://schemas.openxmlformats.org/drawingml/2006/wordprocessingDrawing" xmlns:w10="urn:schemas-microsoft-com:office:word" xmlns:w="http://schemas.openxmlformats.org/wordprocessingml/2006/main" xmlns:w14="http://schemas.microsoft.com/office/word/2010/wordml" xmlns:w15="http://schemas.microsoft.com/office/word/2012/wordml" xmlns:w16cid="http://schemas.microsoft.com/office/word/2016/wordml/cid" xmlns:w16se="http://schemas.microsoft.com/office/word/2015/wordml/symex" xmlns:wpg="http://schemas.microsoft.com/office/word/2010/wordprocessingGroup" xmlns:wpi="http://schemas.microsoft.com/office/word/2010/wordprocessingInk" xmlns:wne="http://schemas.microsoft.com/office/word/2006/wordml" xmlns:wps="http://schemas.microsoft.com/office/word/2010/wordprocessingShape" mc:Ignorable="w14 w15 w16se w16cid wp14">
+<w:ftr xmlns:wpc="http://schemas.microsoft.com/office/word/2010/wordprocessingCanvas" xmlns:cx="http://schemas.microsoft.com/office/drawing/2014/chartex" xmlns:cx1="http://schemas.microsoft.com/office/drawing/2015/9/8/chartex" xmlns:cx2="http://schemas.microsoft.com/office/drawing/2015/10/21/chartex" xmlns:cx3="http://schemas.microsoft.com/office/drawing/2016/5/9/chartex" xmlns:cx4="http://schemas.microsoft.com/office/drawing/2016/5/10/chartex" xmlns:cx5="http://schemas.microsoft.com/office/drawing/2016/5/11/chartex" xmlns:cx6="http://schemas.microsoft.com/office/drawing/2016/5/12/chartex" xmlns:cx7="http://schemas.microsoft.com/office/drawing/2016/5/13/chartex" xmlns:cx8="http://schemas.microsoft.com/office/drawing/2016/5/14/chartex" xmlns:mc="http://schemas.openxmlformats.org/markup-compatibility/2006" xmlns:aink="http://schemas.microsoft.com/office/drawing/2016/ink" xmlns:am3d="http://schemas.microsoft.com/office/drawing/2017/model3d" xmlns:o="urn:schemas-microsoft-com:office:office" xmlns:oel="http://schemas.microsoft.com/office/2019/extlst" xmlns:r="http://schemas.openxmlformats.org/officeDocument/2006/relationships" xmlns:m="http://schemas.openxmlformats.org/officeDocument/2006/math" xmlns:v="urn:schemas-microsoft-com:vml" xmlns:wp14="http://schemas.microsoft.com/office/word/2010/wordprocessingDrawing" xmlns:wp="http://schemas.openxmlformats.org/drawingml/2006/wordprocessingDrawing" xmlns:w10="urn:schemas-microsoft-com:office:word" xmlns:w="http://schemas.openxmlformats.org/wordprocessingml/2006/main" xmlns:w14="http://schemas.microsoft.com/office/word/2010/wordml" xmlns:w15="http://schemas.microsoft.com/office/word/2012/wordml" xmlns:w16cex="http://schemas.microsoft.com/office/word/2018/wordml/cex" xmlns:w16cid="http://schemas.microsoft.com/office/word/2016/wordml/cid" xmlns:w16="http://schemas.microsoft.com/office/word/2018/wordml" xmlns:w16du="http://schemas.microsoft.com/office/word/2023/wordml/word16du" xmlns:w16sdtdh="http://schemas.microsoft.com/office/word/2020/wordml/sdtdatahash" xmlns:w16sdtfl="http://schemas.microsoft.com/office/word/2024/wordml/sdtformatlock" xmlns:w16se="http://schemas.microsoft.com/office/word/2015/wordml/symex" xmlns:wpg="http://schemas.microsoft.com/office/word/2010/wordprocessingGroup" xmlns:wpi="http://schemas.microsoft.com/office/word/2010/wordprocessingInk" xmlns:wne="http://schemas.microsoft.com/office/word/2006/wordml" xmlns:wps="http://schemas.microsoft.com/office/word/2010/wordprocessingShape" mc:Ignorable="w14 w15 w16se w16cid w16 w16cex w16sdtdh w16sdtfl w16du wp14">
   <w:p>
     <w:pPr>
       <w:pStyle w:val="Piedepgina"/>
@@ -721,7 +1099,7 @@
 </file>
 
 <file path=word/footer3.xml><?xml version="1.0" encoding="utf-8"?>
-<w:ftr xmlns:wpc="http://schemas.microsoft.com/office/word/2010/wordprocessingCanvas" xmlns:cx="http://schemas.microsoft.com/office/drawing/2014/chartex" xmlns:cx1="http://schemas.microsoft.com/office/drawing/2015/9/8/chartex" xmlns:cx2="http://schemas.microsoft.com/office/drawing/2015/10/21/chartex" xmlns:cx3="http://schemas.microsoft.com/office/drawing/2016/5/9/chartex" xmlns:cx4="http://schemas.microsoft.com/office/drawing/2016/5/10/chartex" xmlns:cx5="http://schemas.microsoft.com/office/drawing/2016/5/11/chartex" xmlns:cx6="http://schemas.microsoft.com/office/drawing/2016/5/12/chartex" xmlns:cx7="http://schemas.microsoft.com/office/drawing/2016/5/13/chartex" xmlns:cx8="http://schemas.microsoft.com/office/drawing/2016/5/14/chartex" xmlns:mc="http://schemas.openxmlformats.org/markup-compatibility/2006" xmlns:aink="http://schemas.microsoft.com/office/drawing/2016/ink" xmlns:am3d="http://schemas.microsoft.com/office/drawing/2017/model3d" xmlns:o="urn:schemas-microsoft-com:office:office" xmlns:r="http://schemas.openxmlformats.org/officeDocument/2006/relationships" xmlns:m="http://schemas.openxmlformats.org/officeDocument/2006/math" xmlns:v="urn:schemas-microsoft-com:vml" xmlns:wp14="http://schemas.microsoft.com/office/word/2010/wordprocessingDrawing" xmlns:wp="http://schemas.openxmlformats.org/drawingml/2006/wordprocessingDrawing" xmlns:w10="urn:schemas-microsoft-com:office:word" xmlns:w="http://schemas.openxmlformats.org/wordprocessingml/2006/main" xmlns:w14="http://schemas.microsoft.com/office/word/2010/wordml" xmlns:w15="http://schemas.microsoft.com/office/word/2012/wordml" xmlns:w16cid="http://schemas.microsoft.com/office/word/2016/wordml/cid" xmlns:w16se="http://schemas.microsoft.com/office/word/2015/wordml/symex" xmlns:wpg="http://schemas.microsoft.com/office/word/2010/wordprocessingGroup" xmlns:wpi="http://schemas.microsoft.com/office/word/2010/wordprocessingInk" xmlns:wne="http://schemas.microsoft.com/office/word/2006/wordml" xmlns:wps="http://schemas.microsoft.com/office/word/2010/wordprocessingShape" mc:Ignorable="w14 w15 w16se w16cid wp14">
+<w:ftr xmlns:wpc="http://schemas.microsoft.com/office/word/2010/wordprocessingCanvas" xmlns:cx="http://schemas.microsoft.com/office/drawing/2014/chartex" xmlns:cx1="http://schemas.microsoft.com/office/drawing/2015/9/8/chartex" xmlns:cx2="http://schemas.microsoft.com/office/drawing/2015/10/21/chartex" xmlns:cx3="http://schemas.microsoft.com/office/drawing/2016/5/9/chartex" xmlns:cx4="http://schemas.microsoft.com/office/drawing/2016/5/10/chartex" xmlns:cx5="http://schemas.microsoft.com/office/drawing/2016/5/11/chartex" xmlns:cx6="http://schemas.microsoft.com/office/drawing/2016/5/12/chartex" xmlns:cx7="http://schemas.microsoft.com/office/drawing/2016/5/13/chartex" xmlns:cx8="http://schemas.microsoft.com/office/drawing/2016/5/14/chartex" xmlns:mc="http://schemas.openxmlformats.org/markup-compatibility/2006" xmlns:aink="http://schemas.microsoft.com/office/drawing/2016/ink" xmlns:am3d="http://schemas.microsoft.com/office/drawing/2017/model3d" xmlns:o="urn:schemas-microsoft-com:office:office" xmlns:oel="http://schemas.microsoft.com/office/2019/extlst" xmlns:r="http://schemas.openxmlformats.org/officeDocument/2006/relationships" xmlns:m="http://schemas.openxmlformats.org/officeDocument/2006/math" xmlns:v="urn:schemas-microsoft-com:vml" xmlns:wp14="http://schemas.microsoft.com/office/word/2010/wordprocessingDrawing" xmlns:wp="http://schemas.openxmlformats.org/drawingml/2006/wordprocessingDrawing" xmlns:w10="urn:schemas-microsoft-com:office:word" xmlns:w="http://schemas.openxmlformats.org/wordprocessingml/2006/main" xmlns:w14="http://schemas.microsoft.com/office/word/2010/wordml" xmlns:w15="http://schemas.microsoft.com/office/word/2012/wordml" xmlns:w16cex="http://schemas.microsoft.com/office/word/2018/wordml/cex" xmlns:w16cid="http://schemas.microsoft.com/office/word/2016/wordml/cid" xmlns:w16="http://schemas.microsoft.com/office/word/2018/wordml" xmlns:w16du="http://schemas.microsoft.com/office/word/2023/wordml/word16du" xmlns:w16sdtdh="http://schemas.microsoft.com/office/word/2020/wordml/sdtdatahash" xmlns:w16sdtfl="http://schemas.microsoft.com/office/word/2024/wordml/sdtformatlock" xmlns:w16se="http://schemas.microsoft.com/office/word/2015/wordml/symex" xmlns:wpg="http://schemas.microsoft.com/office/word/2010/wordprocessingGroup" xmlns:wpi="http://schemas.microsoft.com/office/word/2010/wordprocessingInk" xmlns:wne="http://schemas.microsoft.com/office/word/2006/wordml" xmlns:wps="http://schemas.microsoft.com/office/word/2010/wordprocessingShape" mc:Ignorable="w14 w15 w16se w16cid w16 w16cex w16sdtdh w16sdtfl w16du wp14">
   <w:p>
     <w:pPr>
       <w:pStyle w:val="Piedepgina"/>
@@ -731,7 +1109,7 @@
 </file>
 
 <file path=word/footnotes.xml><?xml version="1.0" encoding="utf-8"?>
-<w:footnotes xmlns:wpc="http://schemas.microsoft.com/office/word/2010/wordprocessingCanvas" xmlns:cx="http://schemas.microsoft.com/office/drawing/2014/chartex" xmlns:cx1="http://schemas.microsoft.com/office/drawing/2015/9/8/chartex" xmlns:cx2="http://schemas.microsoft.com/office/drawing/2015/10/21/chartex" xmlns:cx3="http://schemas.microsoft.com/office/drawing/2016/5/9/chartex" xmlns:cx4="http://schemas.microsoft.com/office/drawing/2016/5/10/chartex" xmlns:cx5="http://schemas.microsoft.com/office/drawing/2016/5/11/chartex" xmlns:cx6="http://schemas.microsoft.com/office/drawing/2016/5/12/chartex" xmlns:cx7="http://schemas.microsoft.com/office/drawing/2016/5/13/chartex" xmlns:cx8="http://schemas.microsoft.com/office/drawing/2016/5/14/chartex" xmlns:mc="http://schemas.openxmlformats.org/markup-compatibility/2006" xmlns:aink="http://schemas.microsoft.com/office/drawing/2016/ink" xmlns:am3d="http://schemas.microsoft.com/office/drawing/2017/model3d" xmlns:o="urn:schemas-microsoft-com:office:office" xmlns:r="http://schemas.openxmlformats.org/officeDocument/2006/relationships" xmlns:m="http://schemas.openxmlformats.org/officeDocument/2006/math" xmlns:v="urn:schemas-microsoft-com:vml" xmlns:wp14="http://schemas.microsoft.com/office/word/2010/wordprocessingDrawing" xmlns:wp="http://schemas.openxmlformats.org/drawingml/2006/wordprocessingDrawing" xmlns:w10="urn:schemas-microsoft-com:office:word" xmlns:w="http://schemas.openxmlformats.org/wordprocessingml/2006/main" xmlns:w14="http://schemas.microsoft.com/office/word/2010/wordml" xmlns:w15="http://schemas.microsoft.com/office/word/2012/wordml" xmlns:w16cid="http://schemas.microsoft.com/office/word/2016/wordml/cid" xmlns:w16se="http://schemas.microsoft.com/office/word/2015/wordml/symex" xmlns:wpg="http://schemas.microsoft.com/office/word/2010/wordprocessingGroup" xmlns:wpi="http://schemas.microsoft.com/office/word/2010/wordprocessingInk" xmlns:wne="http://schemas.microsoft.com/office/word/2006/wordml" xmlns:wps="http://schemas.microsoft.com/office/word/2010/wordprocessingShape" mc:Ignorable="w14 w15 w16se w16cid wp14">
+<w:footnotes xmlns:wpc="http://schemas.microsoft.com/office/word/2010/wordprocessingCanvas" xmlns:cx="http://schemas.microsoft.com/office/drawing/2014/chartex" xmlns:cx1="http://schemas.microsoft.com/office/drawing/2015/9/8/chartex" xmlns:cx2="http://schemas.microsoft.com/office/drawing/2015/10/21/chartex" xmlns:cx3="http://schemas.microsoft.com/office/drawing/2016/5/9/chartex" xmlns:cx4="http://schemas.microsoft.com/office/drawing/2016/5/10/chartex" xmlns:cx5="http://schemas.microsoft.com/office/drawing/2016/5/11/chartex" xmlns:cx6="http://schemas.microsoft.com/office/drawing/2016/5/12/chartex" xmlns:cx7="http://schemas.microsoft.com/office/drawing/2016/5/13/chartex" xmlns:cx8="http://schemas.microsoft.com/office/drawing/2016/5/14/chartex" xmlns:mc="http://schemas.openxmlformats.org/markup-compatibility/2006" xmlns:aink="http://schemas.microsoft.com/office/drawing/2016/ink" xmlns:am3d="http://schemas.microsoft.com/office/drawing/2017/model3d" xmlns:o="urn:schemas-microsoft-com:office:office" xmlns:oel="http://schemas.microsoft.com/office/2019/extlst" xmlns:r="http://schemas.openxmlformats.org/officeDocument/2006/relationships" xmlns:m="http://schemas.openxmlformats.org/officeDocument/2006/math" xmlns:v="urn:schemas-microsoft-com:vml" xmlns:wp14="http://schemas.microsoft.com/office/word/2010/wordprocessingDrawing" xmlns:wp="http://schemas.openxmlformats.org/drawingml/2006/wordprocessingDrawing" xmlns:w10="urn:schemas-microsoft-com:office:word" xmlns:w="http://schemas.openxmlformats.org/wordprocessingml/2006/main" xmlns:w14="http://schemas.microsoft.com/office/word/2010/wordml" xmlns:w15="http://schemas.microsoft.com/office/word/2012/wordml" xmlns:w16cex="http://schemas.microsoft.com/office/word/2018/wordml/cex" xmlns:w16cid="http://schemas.microsoft.com/office/word/2016/wordml/cid" xmlns:w16="http://schemas.microsoft.com/office/word/2018/wordml" xmlns:w16du="http://schemas.microsoft.com/office/word/2023/wordml/word16du" xmlns:w16sdtdh="http://schemas.microsoft.com/office/word/2020/wordml/sdtdatahash" xmlns:w16sdtfl="http://schemas.microsoft.com/office/word/2024/wordml/sdtformatlock" xmlns:w16se="http://schemas.microsoft.com/office/word/2015/wordml/symex" xmlns:wpg="http://schemas.microsoft.com/office/word/2010/wordprocessingGroup" xmlns:wpi="http://schemas.microsoft.com/office/word/2010/wordprocessingInk" xmlns:wne="http://schemas.microsoft.com/office/word/2006/wordml" xmlns:wps="http://schemas.microsoft.com/office/word/2010/wordprocessingShape" mc:Ignorable="w14 w15 w16se w16cid w16 w16cex w16sdtdh w16sdtfl w16du wp14">
   <w:footnote w:type="separator" w:id="-1">
     <w:p>
       <w:r>
@@ -750,7 +1128,7 @@
 </file>
 
 <file path=word/header1.xml><?xml version="1.0" encoding="utf-8"?>
-<w:hdr xmlns:wpc="http://schemas.microsoft.com/office/word/2010/wordprocessingCanvas" xmlns:cx="http://schemas.microsoft.com/office/drawing/2014/chartex" xmlns:cx1="http://schemas.microsoft.com/office/drawing/2015/9/8/chartex" xmlns:cx2="http://schemas.microsoft.com/office/drawing/2015/10/21/chartex" xmlns:cx3="http://schemas.microsoft.com/office/drawing/2016/5/9/chartex" xmlns:cx4="http://schemas.microsoft.com/office/drawing/2016/5/10/chartex" xmlns:cx5="http://schemas.microsoft.com/office/drawing/2016/5/11/chartex" xmlns:cx6="http://schemas.microsoft.com/office/drawing/2016/5/12/chartex" xmlns:cx7="http://schemas.microsoft.com/office/drawing/2016/5/13/chartex" xmlns:cx8="http://schemas.microsoft.com/office/drawing/2016/5/14/chartex" xmlns:mc="http://schemas.openxmlformats.org/markup-compatibility/2006" xmlns:aink="http://schemas.microsoft.com/office/drawing/2016/ink" xmlns:am3d="http://schemas.microsoft.com/office/drawing/2017/model3d" xmlns:o="urn:schemas-microsoft-com:office:office" xmlns:r="http://schemas.openxmlformats.org/officeDocument/2006/relationships" xmlns:m="http://schemas.openxmlformats.org/officeDocument/2006/math" xmlns:v="urn:schemas-microsoft-com:vml" xmlns:wp14="http://schemas.microsoft.com/office/word/2010/wordprocessingDrawing" xmlns:wp="http://schemas.openxmlformats.org/drawingml/2006/wordprocessingDrawing" xmlns:w10="urn:schemas-microsoft-com:office:word" xmlns:w="http://schemas.openxmlformats.org/wordprocessingml/2006/main" xmlns:w14="http://schemas.microsoft.com/office/word/2010/wordml" xmlns:w15="http://schemas.microsoft.com/office/word/2012/wordml" xmlns:w16cid="http://schemas.microsoft.com/office/word/2016/wordml/cid" xmlns:w16se="http://schemas.microsoft.com/office/word/2015/wordml/symex" xmlns:wpg="http://schemas.microsoft.com/office/word/2010/wordprocessingGroup" xmlns:wpi="http://schemas.microsoft.com/office/word/2010/wordprocessingInk" xmlns:wne="http://schemas.microsoft.com/office/word/2006/wordml" xmlns:wps="http://schemas.microsoft.com/office/word/2010/wordprocessingShape" mc:Ignorable="w14 w15 w16se w16cid wp14">
+<w:hdr xmlns:wpc="http://schemas.microsoft.com/office/word/2010/wordprocessingCanvas" xmlns:cx="http://schemas.microsoft.com/office/drawing/2014/chartex" xmlns:cx1="http://schemas.microsoft.com/office/drawing/2015/9/8/chartex" xmlns:cx2="http://schemas.microsoft.com/office/drawing/2015/10/21/chartex" xmlns:cx3="http://schemas.microsoft.com/office/drawing/2016/5/9/chartex" xmlns:cx4="http://schemas.microsoft.com/office/drawing/2016/5/10/chartex" xmlns:cx5="http://schemas.microsoft.com/office/drawing/2016/5/11/chartex" xmlns:cx6="http://schemas.microsoft.com/office/drawing/2016/5/12/chartex" xmlns:cx7="http://schemas.microsoft.com/office/drawing/2016/5/13/chartex" xmlns:cx8="http://schemas.microsoft.com/office/drawing/2016/5/14/chartex" xmlns:mc="http://schemas.openxmlformats.org/markup-compatibility/2006" xmlns:aink="http://schemas.microsoft.com/office/drawing/2016/ink" xmlns:am3d="http://schemas.microsoft.com/office/drawing/2017/model3d" xmlns:o="urn:schemas-microsoft-com:office:office" xmlns:oel="http://schemas.microsoft.com/office/2019/extlst" xmlns:r="http://schemas.openxmlformats.org/officeDocument/2006/relationships" xmlns:m="http://schemas.openxmlformats.org/officeDocument/2006/math" xmlns:v="urn:schemas-microsoft-com:vml" xmlns:wp14="http://schemas.microsoft.com/office/word/2010/wordprocessingDrawing" xmlns:wp="http://schemas.openxmlformats.org/drawingml/2006/wordprocessingDrawing" xmlns:w10="urn:schemas-microsoft-com:office:word" xmlns:w="http://schemas.openxmlformats.org/wordprocessingml/2006/main" xmlns:w14="http://schemas.microsoft.com/office/word/2010/wordml" xmlns:w15="http://schemas.microsoft.com/office/word/2012/wordml" xmlns:w16cex="http://schemas.microsoft.com/office/word/2018/wordml/cex" xmlns:w16cid="http://schemas.microsoft.com/office/word/2016/wordml/cid" xmlns:w16="http://schemas.microsoft.com/office/word/2018/wordml" xmlns:w16du="http://schemas.microsoft.com/office/word/2023/wordml/word16du" xmlns:w16sdtdh="http://schemas.microsoft.com/office/word/2020/wordml/sdtdatahash" xmlns:w16sdtfl="http://schemas.microsoft.com/office/word/2024/wordml/sdtformatlock" xmlns:w16se="http://schemas.microsoft.com/office/word/2015/wordml/symex" xmlns:wpg="http://schemas.microsoft.com/office/word/2010/wordprocessingGroup" xmlns:wpi="http://schemas.microsoft.com/office/word/2010/wordprocessingInk" xmlns:wne="http://schemas.microsoft.com/office/word/2006/wordml" xmlns:wps="http://schemas.microsoft.com/office/word/2010/wordprocessingShape" mc:Ignorable="w14 w15 w16se w16cid w16 w16cex w16sdtdh w16sdtfl w16du wp14">
   <w:p>
     <w:pPr>
       <w:pStyle w:val="Encabezado"/>
@@ -760,7 +1138,7 @@
 </file>
 
 <file path=word/header2.xml><?xml version="1.0" encoding="utf-8"?>
-<w:hdr xmlns:wpc="http://schemas.microsoft.com/office/word/2010/wordprocessingCanvas" xmlns:cx="http://schemas.microsoft.com/office/drawing/2014/chartex" xmlns:cx1="http://schemas.microsoft.com/office/drawing/2015/9/8/chartex" xmlns:cx2="http://schemas.microsoft.com/office/drawing/2015/10/21/chartex" xmlns:cx3="http://schemas.microsoft.com/office/drawing/2016/5/9/chartex" xmlns:cx4="http://schemas.microsoft.com/office/drawing/2016/5/10/chartex" xmlns:cx5="http://schemas.microsoft.com/office/drawing/2016/5/11/chartex" xmlns:cx6="http://schemas.microsoft.com/office/drawing/2016/5/12/chartex" xmlns:cx7="http://schemas.microsoft.com/office/drawing/2016/5/13/chartex" xmlns:cx8="http://schemas.microsoft.com/office/drawing/2016/5/14/chartex" xmlns:mc="http://schemas.openxmlformats.org/markup-compatibility/2006" xmlns:aink="http://schemas.microsoft.com/office/drawing/2016/ink" xmlns:am3d="http://schemas.microsoft.com/office/drawing/2017/model3d" xmlns:o="urn:schemas-microsoft-com:office:office" xmlns:r="http://schemas.openxmlformats.org/officeDocument/2006/relationships" xmlns:m="http://schemas.openxmlformats.org/officeDocument/2006/math" xmlns:v="urn:schemas-microsoft-com:vml" xmlns:wp14="http://schemas.microsoft.com/office/word/2010/wordprocessingDrawing" xmlns:wp="http://schemas.openxmlformats.org/drawingml/2006/wordprocessingDrawing" xmlns:w10="urn:schemas-microsoft-com:office:word" xmlns:w="http://schemas.openxmlformats.org/wordprocessingml/2006/main" xmlns:w14="http://schemas.microsoft.com/office/word/2010/wordml" xmlns:w15="http://schemas.microsoft.com/office/word/2012/wordml" xmlns:w16cid="http://schemas.microsoft.com/office/word/2016/wordml/cid" xmlns:w16se="http://schemas.microsoft.com/office/word/2015/wordml/symex" xmlns:wpg="http://schemas.microsoft.com/office/word/2010/wordprocessingGroup" xmlns:wpi="http://schemas.microsoft.com/office/word/2010/wordprocessingInk" xmlns:wne="http://schemas.microsoft.com/office/word/2006/wordml" xmlns:wps="http://schemas.microsoft.com/office/word/2010/wordprocessingShape" mc:Ignorable="w14 w15 w16se w16cid wp14">
+<w:hdr xmlns:wpc="http://schemas.microsoft.com/office/word/2010/wordprocessingCanvas" xmlns:cx="http://schemas.microsoft.com/office/drawing/2014/chartex" xmlns:cx1="http://schemas.microsoft.com/office/drawing/2015/9/8/chartex" xmlns:cx2="http://schemas.microsoft.com/office/drawing/2015/10/21/chartex" xmlns:cx3="http://schemas.microsoft.com/office/drawing/2016/5/9/chartex" xmlns:cx4="http://schemas.microsoft.com/office/drawing/2016/5/10/chartex" xmlns:cx5="http://schemas.microsoft.com/office/drawing/2016/5/11/chartex" xmlns:cx6="http://schemas.microsoft.com/office/drawing/2016/5/12/chartex" xmlns:cx7="http://schemas.microsoft.com/office/drawing/2016/5/13/chartex" xmlns:cx8="http://schemas.microsoft.com/office/drawing/2016/5/14/chartex" xmlns:mc="http://schemas.openxmlformats.org/markup-compatibility/2006" xmlns:aink="http://schemas.microsoft.com/office/drawing/2016/ink" xmlns:am3d="http://schemas.microsoft.com/office/drawing/2017/model3d" xmlns:o="urn:schemas-microsoft-com:office:office" xmlns:oel="http://schemas.microsoft.com/office/2019/extlst" xmlns:r="http://schemas.openxmlformats.org/officeDocument/2006/relationships" xmlns:m="http://schemas.openxmlformats.org/officeDocument/2006/math" xmlns:v="urn:schemas-microsoft-com:vml" xmlns:wp14="http://schemas.microsoft.com/office/word/2010/wordprocessingDrawing" xmlns:wp="http://schemas.openxmlformats.org/drawingml/2006/wordprocessingDrawing" xmlns:w10="urn:schemas-microsoft-com:office:word" xmlns:w="http://schemas.openxmlformats.org/wordprocessingml/2006/main" xmlns:w14="http://schemas.microsoft.com/office/word/2010/wordml" xmlns:w15="http://schemas.microsoft.com/office/word/2012/wordml" xmlns:w16cex="http://schemas.microsoft.com/office/word/2018/wordml/cex" xmlns:w16cid="http://schemas.microsoft.com/office/word/2016/wordml/cid" xmlns:w16="http://schemas.microsoft.com/office/word/2018/wordml" xmlns:w16du="http://schemas.microsoft.com/office/word/2023/wordml/word16du" xmlns:w16sdtdh="http://schemas.microsoft.com/office/word/2020/wordml/sdtdatahash" xmlns:w16sdtfl="http://schemas.microsoft.com/office/word/2024/wordml/sdtformatlock" xmlns:w16se="http://schemas.microsoft.com/office/word/2015/wordml/symex" xmlns:wpg="http://schemas.microsoft.com/office/word/2010/wordprocessingGroup" xmlns:wpi="http://schemas.microsoft.com/office/word/2010/wordprocessingInk" xmlns:wne="http://schemas.microsoft.com/office/word/2006/wordml" xmlns:wps="http://schemas.microsoft.com/office/word/2010/wordprocessingShape" mc:Ignorable="w14 w15 w16se w16cid w16 w16cex w16sdtdh w16sdtfl w16du wp14">
   <w:p>
     <w:pPr>
       <w:pStyle w:val="Encabezado"/>
@@ -770,7 +1148,7 @@
 </file>
 
 <file path=word/header3.xml><?xml version="1.0" encoding="utf-8"?>
-<w:hdr xmlns:wpc="http://schemas.microsoft.com/office/word/2010/wordprocessingCanvas" xmlns:cx="http://schemas.microsoft.com/office/drawing/2014/chartex" xmlns:cx1="http://schemas.microsoft.com/office/drawing/2015/9/8/chartex" xmlns:cx2="http://schemas.microsoft.com/office/drawing/2015/10/21/chartex" xmlns:cx3="http://schemas.microsoft.com/office/drawing/2016/5/9/chartex" xmlns:cx4="http://schemas.microsoft.com/office/drawing/2016/5/10/chartex" xmlns:cx5="http://schemas.microsoft.com/office/drawing/2016/5/11/chartex" xmlns:cx6="http://schemas.microsoft.com/office/drawing/2016/5/12/chartex" xmlns:cx7="http://schemas.microsoft.com/office/drawing/2016/5/13/chartex" xmlns:cx8="http://schemas.microsoft.com/office/drawing/2016/5/14/chartex" xmlns:mc="http://schemas.openxmlformats.org/markup-compatibility/2006" xmlns:aink="http://schemas.microsoft.com/office/drawing/2016/ink" xmlns:am3d="http://schemas.microsoft.com/office/drawing/2017/model3d" xmlns:o="urn:schemas-microsoft-com:office:office" xmlns:r="http://schemas.openxmlformats.org/officeDocument/2006/relationships" xmlns:m="http://schemas.openxmlformats.org/officeDocument/2006/math" xmlns:v="urn:schemas-microsoft-com:vml" xmlns:wp14="http://schemas.microsoft.com/office/word/2010/wordprocessingDrawing" xmlns:wp="http://schemas.openxmlformats.org/drawingml/2006/wordprocessingDrawing" xmlns:w10="urn:schemas-microsoft-com:office:word" xmlns:w="http://schemas.openxmlformats.org/wordprocessingml/2006/main" xmlns:w14="http://schemas.microsoft.com/office/word/2010/wordml" xmlns:w15="http://schemas.microsoft.com/office/word/2012/wordml" xmlns:w16cid="http://schemas.microsoft.com/office/word/2016/wordml/cid" xmlns:w16se="http://schemas.microsoft.com/office/word/2015/wordml/symex" xmlns:wpg="http://schemas.microsoft.com/office/word/2010/wordprocessingGroup" xmlns:wpi="http://schemas.microsoft.com/office/word/2010/wordprocessingInk" xmlns:wne="http://schemas.microsoft.com/office/word/2006/wordml" xmlns:wps="http://schemas.microsoft.com/office/word/2010/wordprocessingShape" mc:Ignorable="w14 w15 w16se w16cid wp14">
+<w:hdr xmlns:wpc="http://schemas.microsoft.com/office/word/2010/wordprocessingCanvas" xmlns:cx="http://schemas.microsoft.com/office/drawing/2014/chartex" xmlns:cx1="http://schemas.microsoft.com/office/drawing/2015/9/8/chartex" xmlns:cx2="http://schemas.microsoft.com/office/drawing/2015/10/21/chartex" xmlns:cx3="http://schemas.microsoft.com/office/drawing/2016/5/9/chartex" xmlns:cx4="http://schemas.microsoft.com/office/drawing/2016/5/10/chartex" xmlns:cx5="http://schemas.microsoft.com/office/drawing/2016/5/11/chartex" xmlns:cx6="http://schemas.microsoft.com/office/drawing/2016/5/12/chartex" xmlns:cx7="http://schemas.microsoft.com/office/drawing/2016/5/13/chartex" xmlns:cx8="http://schemas.microsoft.com/office/drawing/2016/5/14/chartex" xmlns:mc="http://schemas.openxmlformats.org/markup-compatibility/2006" xmlns:aink="http://schemas.microsoft.com/office/drawing/2016/ink" xmlns:am3d="http://schemas.microsoft.com/office/drawing/2017/model3d" xmlns:o="urn:schemas-microsoft-com:office:office" xmlns:oel="http://schemas.microsoft.com/office/2019/extlst" xmlns:r="http://schemas.openxmlformats.org/officeDocument/2006/relationships" xmlns:m="http://schemas.openxmlformats.org/officeDocument/2006/math" xmlns:v="urn:schemas-microsoft-com:vml" xmlns:wp14="http://schemas.microsoft.com/office/word/2010/wordprocessingDrawing" xmlns:wp="http://schemas.openxmlformats.org/drawingml/2006/wordprocessingDrawing" xmlns:w10="urn:schemas-microsoft-com:office:word" xmlns:w="http://schemas.openxmlformats.org/wordprocessingml/2006/main" xmlns:w14="http://schemas.microsoft.com/office/word/2010/wordml" xmlns:w15="http://schemas.microsoft.com/office/word/2012/wordml" xmlns:w16cex="http://schemas.microsoft.com/office/word/2018/wordml/cex" xmlns:w16cid="http://schemas.microsoft.com/office/word/2016/wordml/cid" xmlns:w16="http://schemas.microsoft.com/office/word/2018/wordml" xmlns:w16du="http://schemas.microsoft.com/office/word/2023/wordml/word16du" xmlns:w16sdtdh="http://schemas.microsoft.com/office/word/2020/wordml/sdtdatahash" xmlns:w16sdtfl="http://schemas.microsoft.com/office/word/2024/wordml/sdtformatlock" xmlns:w16se="http://schemas.microsoft.com/office/word/2015/wordml/symex" xmlns:wpg="http://schemas.microsoft.com/office/word/2010/wordprocessingGroup" xmlns:wpi="http://schemas.microsoft.com/office/word/2010/wordprocessingInk" xmlns:wne="http://schemas.microsoft.com/office/word/2006/wordml" xmlns:wps="http://schemas.microsoft.com/office/word/2010/wordprocessingShape" mc:Ignorable="w14 w15 w16se w16cid w16 w16cex w16sdtdh w16sdtfl w16du wp14">
   <w:p>
     <w:pPr>
       <w:pStyle w:val="Encabezado"/>
@@ -780,7 +1158,7 @@
 </file>
 
 <file path=word/styles.xml><?xml version="1.0" encoding="utf-8"?>
-<w:styles xmlns:mc="http://schemas.openxmlformats.org/markup-compatibility/2006" xmlns:r="http://schemas.openxmlformats.org/officeDocument/2006/relationships" xmlns:w="http://schemas.openxmlformats.org/wordprocessingml/2006/main" xmlns:w14="http://schemas.microsoft.com/office/word/2010/wordml" xmlns:w15="http://schemas.microsoft.com/office/word/2012/wordml" xmlns:w16cid="http://schemas.microsoft.com/office/word/2016/wordml/cid" xmlns:w16se="http://schemas.microsoft.com/office/word/2015/wordml/symex" mc:Ignorable="w14 w15 w16se w16cid">
+<w:styles xmlns:mc="http://schemas.openxmlformats.org/markup-compatibility/2006" xmlns:r="http://schemas.openxmlformats.org/officeDocument/2006/relationships" xmlns:w="http://schemas.openxmlformats.org/wordprocessingml/2006/main" xmlns:w14="http://schemas.microsoft.com/office/word/2010/wordml" xmlns:w15="http://schemas.microsoft.com/office/word/2012/wordml" xmlns:w16cex="http://schemas.microsoft.com/office/word/2018/wordml/cex" xmlns:w16cid="http://schemas.microsoft.com/office/word/2016/wordml/cid" xmlns:w16="http://schemas.microsoft.com/office/word/2018/wordml" xmlns:w16du="http://schemas.microsoft.com/office/word/2023/wordml/word16du" xmlns:w16sdtdh="http://schemas.microsoft.com/office/word/2020/wordml/sdtdatahash" xmlns:w16sdtfl="http://schemas.microsoft.com/office/word/2024/wordml/sdtformatlock" xmlns:w16se="http://schemas.microsoft.com/office/word/2015/wordml/symex" mc:Ignorable="w14 w15 w16se w16cid w16 w16cex w16sdtdh w16sdtfl w16du">
   <w:docDefaults>
     <w:rPrDefault>
       <w:rPr>
